--- a/apostila/Projeto Space for me3.docx
+++ b/apostila/Projeto Space for me3.docx
@@ -18,7 +18,11 @@
     <w:p/>
     <w:p>
       <w:r>
-        <w:t>1 – Clonamos o repositório</w:t>
+        <w:t xml:space="preserve">1 – Clonamos o </w:t>
+      </w:r>
+      <w:proofErr w:type="gramStart"/>
+      <w:r>
+        <w:t>repositório</w:t>
       </w:r>
       <w:r>
         <w:t>,</w:t>
@@ -30,7 +34,11 @@
         <w:t xml:space="preserve"> </w:t>
       </w:r>
       <w:r>
-        <w:t xml:space="preserve">copiando o endereço conforme imagem abaixo </w:t>
+        <w:t>copiando</w:t>
+      </w:r>
+      <w:proofErr w:type="gramEnd"/>
+      <w:r>
+        <w:t xml:space="preserve"> o endereço conforme imagem abaixo </w:t>
       </w:r>
       <w:r>
         <w:t xml:space="preserve"> e digitamos o comando </w:t>
@@ -245,6 +253,7 @@
     <w:p/>
     <w:p>
       <w:r>
+        <w:lastRenderedPageBreak/>
         <w:t xml:space="preserve">3- </w:t>
       </w:r>
       <w:r>
@@ -256,7 +265,23 @@
       </w:r>
       <w:proofErr w:type="spellEnd"/>
       <w:r>
-        <w:t xml:space="preserve"> alinhadas  tendo a regra a primeira que abre e a ultima que fecha conforme imagem</w:t>
+        <w:t xml:space="preserve"> </w:t>
+      </w:r>
+      <w:proofErr w:type="gramStart"/>
+      <w:r>
+        <w:t>alinhadas  tendo</w:t>
+      </w:r>
+      <w:proofErr w:type="gramEnd"/>
+      <w:r>
+        <w:t xml:space="preserve"> a regra a primeira que abre e a </w:t>
+      </w:r>
+      <w:proofErr w:type="spellStart"/>
+      <w:r>
+        <w:t>ultima</w:t>
+      </w:r>
+      <w:proofErr w:type="spellEnd"/>
+      <w:r>
+        <w:t xml:space="preserve"> que fecha conforme imagem</w:t>
       </w:r>
       <w:r>
         <w:t>.</w:t>
@@ -312,7 +337,15 @@
       </w:r>
       <w:proofErr w:type="spellEnd"/>
       <w:r>
-        <w:t xml:space="preserve"> através  de referência  conforme código:</w:t>
+        <w:t xml:space="preserve"> </w:t>
+      </w:r>
+      <w:proofErr w:type="gramStart"/>
+      <w:r>
+        <w:t>através  de</w:t>
+      </w:r>
+      <w:proofErr w:type="gramEnd"/>
+      <w:r>
+        <w:t xml:space="preserve"> referência  conforme código:</w:t>
       </w:r>
     </w:p>
     <w:p>
@@ -441,7 +474,15 @@
         <w:t xml:space="preserve"> definimos que nossa imagem ocupasse </w:t>
       </w:r>
       <w:r>
-        <w:t>100% do tamanho da nossa  tela:</w:t>
+        <w:t xml:space="preserve">100% do tamanho da </w:t>
+      </w:r>
+      <w:proofErr w:type="gramStart"/>
+      <w:r>
+        <w:t>nossa  tela</w:t>
+      </w:r>
+      <w:proofErr w:type="gramEnd"/>
+      <w:r>
+        <w:t>:</w:t>
       </w:r>
       <w:r>
         <w:br/>
@@ -557,7 +598,15 @@
     <w:p/>
     <w:p>
       <w:r>
-        <w:t xml:space="preserve">7- No paragrafo a Missão queremos </w:t>
+        <w:t xml:space="preserve">7- No </w:t>
+      </w:r>
+      <w:proofErr w:type="spellStart"/>
+      <w:r>
+        <w:t>paragrafo</w:t>
+      </w:r>
+      <w:proofErr w:type="spellEnd"/>
+      <w:r>
+        <w:t xml:space="preserve"> a Missão queremos </w:t>
       </w:r>
       <w:r>
         <w:t xml:space="preserve">que ele fique com uma fonte maior ou seja aumentamos o tamanho dele utilizando </w:t>
@@ -597,6 +646,7 @@
         <w:rPr>
           <w:noProof/>
         </w:rPr>
+        <w:lastRenderedPageBreak/>
         <w:drawing>
           <wp:inline distT="0" distB="0" distL="0" distR="0" wp14:anchorId="38CDB95A" wp14:editId="474C8BE9">
             <wp:extent cx="9745435" cy="504895"/>
@@ -860,6 +910,7 @@
     </w:p>
     <w:p>
       <w:r>
+        <w:lastRenderedPageBreak/>
         <w:t xml:space="preserve">Primeira parte sendo a principal onde adicionamos uma </w:t>
       </w:r>
       <w:proofErr w:type="spellStart"/>
@@ -1086,6 +1137,7 @@
     <w:p/>
     <w:p>
       <w:r>
+        <w:lastRenderedPageBreak/>
         <w:t xml:space="preserve">12 </w:t>
       </w:r>
       <w:r>
@@ -1217,11 +1269,19 @@
       </w:r>
       <w:proofErr w:type="spellStart"/>
       <w:r>
-        <w:t>inline-block</w:t>
-      </w:r>
-      <w:proofErr w:type="spellEnd"/>
-      <w:r>
-        <w:t xml:space="preserve">  conforme imagem abaixo.</w:t>
+        <w:t>inline-</w:t>
+      </w:r>
+      <w:proofErr w:type="gramStart"/>
+      <w:r>
+        <w:t>block</w:t>
+      </w:r>
+      <w:proofErr w:type="spellEnd"/>
+      <w:r>
+        <w:t xml:space="preserve">  conforme</w:t>
+      </w:r>
+      <w:proofErr w:type="gramEnd"/>
+      <w:r>
+        <w:t xml:space="preserve"> imagem abaixo.</w:t>
       </w:r>
     </w:p>
     <w:p/>
@@ -1314,6 +1374,7 @@
         <w:rPr>
           <w:noProof/>
         </w:rPr>
+        <w:lastRenderedPageBreak/>
         <mc:AlternateContent>
           <mc:Choice Requires="wps">
             <w:drawing>
@@ -1485,7 +1546,15 @@
     <w:p/>
     <w:p>
       <w:r>
-        <w:t xml:space="preserve">15 – Ainda trabalhando com a lista definimos um tamanho para que ela ocupe 20% de largura  e </w:t>
+        <w:t xml:space="preserve">15 – Ainda trabalhando com a lista definimos um tamanho para que ela ocupe 20% de </w:t>
+      </w:r>
+      <w:proofErr w:type="gramStart"/>
+      <w:r>
+        <w:t>largura  e</w:t>
+      </w:r>
+      <w:proofErr w:type="gramEnd"/>
+      <w:r>
+        <w:t xml:space="preserve"> </w:t>
       </w:r>
       <w:r>
         <w:t>colocamos um espaço externo do lado direito de 15% obtendo os seguintes resultados:</w:t>
@@ -1497,6 +1566,7 @@
         <w:rPr>
           <w:noProof/>
         </w:rPr>
+        <w:lastRenderedPageBreak/>
         <mc:AlternateContent>
           <mc:Choice Requires="wps">
             <w:drawing>
@@ -1794,6 +1864,7 @@
         <w:rPr>
           <w:noProof/>
         </w:rPr>
+        <w:lastRenderedPageBreak/>
         <mc:AlternateContent>
           <mc:Choice Requires="wps">
             <w:drawing>
@@ -2110,6 +2181,7 @@
         <w:rPr>
           <w:noProof/>
         </w:rPr>
+        <w:lastRenderedPageBreak/>
         <w:drawing>
           <wp:inline distT="0" distB="0" distL="0" distR="0" wp14:anchorId="30EAB16F" wp14:editId="36A5BF93">
             <wp:extent cx="2676899" cy="2772162"/>
@@ -2194,7 +2266,15 @@
         <w:t xml:space="preserve">20- </w:t>
       </w:r>
       <w:r>
-        <w:t xml:space="preserve">Na pagina do produtos.html estruturamos colocando o header, </w:t>
+        <w:t xml:space="preserve">Na </w:t>
+      </w:r>
+      <w:proofErr w:type="spellStart"/>
+      <w:r>
+        <w:t>pagina</w:t>
+      </w:r>
+      <w:proofErr w:type="spellEnd"/>
+      <w:r>
+        <w:t xml:space="preserve"> do produtos.html estruturamos colocando o header, </w:t>
       </w:r>
       <w:proofErr w:type="spellStart"/>
       <w:r>
@@ -2262,6 +2342,7 @@
     <w:p/>
     <w:p>
       <w:r>
+        <w:lastRenderedPageBreak/>
         <w:t xml:space="preserve"> </w:t>
       </w:r>
       <w:r>
@@ -2421,6 +2502,7 @@
         <w:rPr>
           <w:noProof/>
         </w:rPr>
+        <w:lastRenderedPageBreak/>
         <w:drawing>
           <wp:inline distT="0" distB="0" distL="0" distR="0" wp14:anchorId="374C27A8" wp14:editId="7F9A2607">
             <wp:extent cx="6506483" cy="2467319"/>
@@ -2470,10 +2552,18 @@
         <w:t>a,</w:t>
       </w:r>
       <w:r>
-        <w:t xml:space="preserve"> para que assim possamos ter um menu horizontal  </w:t>
-      </w:r>
-      <w:r>
-        <w:t xml:space="preserve">utilizamos o </w:t>
+        <w:t xml:space="preserve"> para que assim possamos ter um menu </w:t>
+      </w:r>
+      <w:proofErr w:type="gramStart"/>
+      <w:r>
+        <w:t xml:space="preserve">horizontal  </w:t>
+      </w:r>
+      <w:r>
+        <w:t>utilizamos</w:t>
+      </w:r>
+      <w:proofErr w:type="gramEnd"/>
+      <w:r>
+        <w:t xml:space="preserve"> o </w:t>
       </w:r>
       <w:proofErr w:type="spellStart"/>
       <w:r>
@@ -2648,6 +2738,7 @@
         <w:rPr>
           <w:noProof/>
         </w:rPr>
+        <w:lastRenderedPageBreak/>
         <w:drawing>
           <wp:inline distT="0" distB="0" distL="0" distR="0" wp14:anchorId="206E3863" wp14:editId="3F75E5B6">
             <wp:extent cx="4248743" cy="1781424"/>
@@ -2693,11 +2784,16 @@
     <w:p/>
     <w:p/>
     <w:p>
+      <w:proofErr w:type="gramStart"/>
       <w:r>
         <w:t>2</w:t>
       </w:r>
       <w:r>
-        <w:t xml:space="preserve">5  - Ainda trabalhando com o </w:t>
+        <w:t>5  -</w:t>
+      </w:r>
+      <w:proofErr w:type="gramEnd"/>
+      <w:r>
+        <w:t xml:space="preserve"> Ainda trabalhando com o </w:t>
       </w:r>
       <w:proofErr w:type="spellStart"/>
       <w:r>
@@ -3127,6 +3223,7 @@
         <w:rPr>
           <w:noProof/>
         </w:rPr>
+        <w:lastRenderedPageBreak/>
         <w:drawing>
           <wp:inline distT="0" distB="0" distL="0" distR="0" wp14:anchorId="57A30D9C" wp14:editId="254DF8C2">
             <wp:extent cx="5001323" cy="2610214"/>
@@ -3199,6 +3296,7 @@
         <w:rPr>
           <w:noProof/>
         </w:rPr>
+        <w:lastRenderedPageBreak/>
         <w:drawing>
           <wp:inline distT="0" distB="0" distL="0" distR="0" wp14:anchorId="76DC49C4" wp14:editId="7C06E514">
             <wp:extent cx="3724795" cy="4105848"/>
@@ -3305,6 +3403,7 @@
         <w:rPr>
           <w:noProof/>
         </w:rPr>
+        <w:lastRenderedPageBreak/>
         <w:drawing>
           <wp:inline distT="0" distB="0" distL="0" distR="0" wp14:anchorId="1EBC974D" wp14:editId="44052B1B">
             <wp:extent cx="9116697" cy="2410161"/>
@@ -3476,6 +3575,7 @@
         <w:rPr>
           <w:noProof/>
         </w:rPr>
+        <w:lastRenderedPageBreak/>
         <mc:AlternateContent>
           <mc:Choice Requires="wps">
             <w:drawing>
@@ -3663,7 +3763,15 @@
         <w:t>Conforme imagem acima verificamos que é 253px   a altura do header então divi</w:t>
       </w:r>
       <w:r>
-        <w:t xml:space="preserve">dimos esse valor  e colocamos em nosso código 126px </w:t>
+        <w:t xml:space="preserve">dimos esse </w:t>
+      </w:r>
+      <w:proofErr w:type="gramStart"/>
+      <w:r>
+        <w:t>valor  e</w:t>
+      </w:r>
+      <w:proofErr w:type="gramEnd"/>
+      <w:r>
+        <w:t xml:space="preserve"> colocamos em nosso código 126px </w:t>
       </w:r>
     </w:p>
     <w:p>
@@ -3903,6 +4011,7 @@
         <w:rPr>
           <w:noProof/>
         </w:rPr>
+        <w:lastRenderedPageBreak/>
         <w:drawing>
           <wp:inline distT="0" distB="0" distL="0" distR="0" wp14:anchorId="764E3C23" wp14:editId="3265FBB5">
             <wp:extent cx="7421011" cy="3372321"/>
@@ -4113,6 +4222,7 @@
     <w:p/>
     <w:p>
       <w:r>
+        <w:lastRenderedPageBreak/>
         <w:t xml:space="preserve">32 – Para melhorar o espaço interno do header utilizamos o </w:t>
       </w:r>
       <w:proofErr w:type="spellStart"/>
@@ -4303,6 +4413,7 @@
         <w:rPr>
           <w:noProof/>
         </w:rPr>
+        <w:lastRenderedPageBreak/>
         <w:drawing>
           <wp:inline distT="0" distB="0" distL="0" distR="0" wp14:anchorId="5BE901BF" wp14:editId="14F4E4C4">
             <wp:extent cx="5401429" cy="4134427"/>
@@ -4387,6 +4498,7 @@
         <w:rPr>
           <w:noProof/>
         </w:rPr>
+        <w:lastRenderedPageBreak/>
         <w:drawing>
           <wp:inline distT="0" distB="0" distL="0" distR="0" wp14:anchorId="1F235A92" wp14:editId="2A565C8C">
             <wp:extent cx="5191850" cy="3877216"/>
@@ -4539,6 +4651,7 @@
         <w:rPr>
           <w:noProof/>
         </w:rPr>
+        <w:lastRenderedPageBreak/>
         <mc:AlternateContent>
           <mc:Choice Requires="wps">
             <w:drawing>
@@ -4868,14 +4981,23 @@
         <w:t>36</w:t>
       </w:r>
       <w:r>
-        <w:t xml:space="preserve"> -  Determinamos que cada item da lista produtos ocupara 30% de largura e alinhamos o texto na parte superior.</w:t>
-      </w:r>
-    </w:p>
-    <w:p>
-      <w:r>
-        <w:rPr>
-          <w:noProof/>
-        </w:rPr>
+        <w:t xml:space="preserve"> </w:t>
+      </w:r>
+      <w:proofErr w:type="gramStart"/>
+      <w:r>
+        <w:t>-  Determinamos</w:t>
+      </w:r>
+      <w:proofErr w:type="gramEnd"/>
+      <w:r>
+        <w:t xml:space="preserve"> que cada item da lista produtos ocupara 30% de largura e alinhamos o texto na parte superior.</w:t>
+      </w:r>
+    </w:p>
+    <w:p>
+      <w:r>
+        <w:rPr>
+          <w:noProof/>
+        </w:rPr>
+        <w:lastRenderedPageBreak/>
         <mc:AlternateContent>
           <mc:Choice Requires="wps">
             <w:drawing>
@@ -4998,6 +5120,7 @@
       <w:r>
         <w:t xml:space="preserve"> através de </w:t>
       </w:r>
+      <w:proofErr w:type="gramStart"/>
       <w:r>
         <w:t>referência</w:t>
       </w:r>
@@ -5005,7 +5128,11 @@
         <w:t xml:space="preserve">  </w:t>
       </w:r>
       <w:r>
-        <w:t xml:space="preserve">por exemplo  utilizamos o nome da </w:t>
+        <w:t>por</w:t>
+      </w:r>
+      <w:proofErr w:type="gramEnd"/>
+      <w:r>
+        <w:t xml:space="preserve"> exemplo  utilizamos o nome da </w:t>
       </w:r>
       <w:proofErr w:type="spellStart"/>
       <w:r>
@@ -5152,18 +5279,22 @@
     </w:p>
     <w:p>
       <w:r>
+        <w:lastRenderedPageBreak/>
         <w:tab/>
       </w:r>
       <w:r>
-        <w:t xml:space="preserve">39-  </w:t>
+        <w:t>39</w:t>
       </w:r>
       <w:proofErr w:type="gramStart"/>
       <w:r>
-        <w:t>No produtos</w:t>
+        <w:t xml:space="preserve">-  </w:t>
+      </w:r>
+      <w:r>
+        <w:t>No</w:t>
       </w:r>
       <w:proofErr w:type="gramEnd"/>
       <w:r>
-        <w:t xml:space="preserve"> li inserimos uma cor de fundo e demos uma </w:t>
+        <w:t xml:space="preserve"> produtos li inserimos uma cor de fundo e demos uma </w:t>
       </w:r>
       <w:r>
         <w:t>distância</w:t>
@@ -5432,6 +5563,7 @@
         <w:rPr>
           <w:noProof/>
         </w:rPr>
+        <w:lastRenderedPageBreak/>
         <mc:AlternateContent>
           <mc:Choice Requires="wps">
             <w:drawing>
@@ -5597,14 +5729,23 @@
         <w:t xml:space="preserve"> li adicionamos um espaço interno p</w:t>
       </w:r>
       <w:r>
-        <w:t xml:space="preserve">ara cima com para baixo e  para direita e esquerda </w:t>
-      </w:r>
-    </w:p>
-    <w:p>
-      <w:r>
-        <w:rPr>
-          <w:noProof/>
-        </w:rPr>
+        <w:t xml:space="preserve">ara cima com para baixo </w:t>
+      </w:r>
+      <w:proofErr w:type="gramStart"/>
+      <w:r>
+        <w:t>e  para</w:t>
+      </w:r>
+      <w:proofErr w:type="gramEnd"/>
+      <w:r>
+        <w:t xml:space="preserve"> direita e esquerda </w:t>
+      </w:r>
+    </w:p>
+    <w:p>
+      <w:r>
+        <w:rPr>
+          <w:noProof/>
+        </w:rPr>
+        <w:lastRenderedPageBreak/>
         <w:drawing>
           <wp:inline distT="0" distB="0" distL="0" distR="0" wp14:anchorId="1E47B657" wp14:editId="402AE38C">
             <wp:extent cx="4286848" cy="3801005"/>
@@ -5688,6 +5829,7 @@
         <w:t>42- Para ajustar o espaço utilizamos o box-</w:t>
       </w:r>
       <w:proofErr w:type="spellStart"/>
+      <w:proofErr w:type="gramStart"/>
       <w:r>
         <w:t>s</w:t>
       </w:r>
@@ -5696,7 +5838,11 @@
       </w:r>
       <w:proofErr w:type="spellEnd"/>
       <w:r>
-        <w:t xml:space="preserve">  onde ele </w:t>
+        <w:t xml:space="preserve">  onde</w:t>
+      </w:r>
+      <w:proofErr w:type="gramEnd"/>
+      <w:r>
+        <w:t xml:space="preserve"> ele </w:t>
       </w:r>
       <w:r>
         <w:t>automaticamente ajustou o espaço.</w:t>
@@ -5707,6 +5853,7 @@
         <w:rPr>
           <w:noProof/>
         </w:rPr>
+        <w:lastRenderedPageBreak/>
         <mc:AlternateContent>
           <mc:Choice Requires="wps">
             <w:drawing>
@@ -6020,6 +6167,7 @@
         <w:rPr>
           <w:noProof/>
         </w:rPr>
+        <w:lastRenderedPageBreak/>
         <mc:AlternateContent>
           <mc:Choice Requires="wps">
             <w:drawing>
@@ -6469,6 +6617,7 @@
         <w:rPr>
           <w:noProof/>
         </w:rPr>
+        <w:lastRenderedPageBreak/>
         <w:drawing>
           <wp:inline distT="0" distB="0" distL="0" distR="0" wp14:anchorId="54B8D145" wp14:editId="514118E2">
             <wp:extent cx="3753374" cy="1257475"/>
@@ -6685,7 +6834,15 @@
     </w:p>
     <w:p>
       <w:r>
-        <w:t xml:space="preserve">52 -  Como a imagem de </w:t>
+        <w:t xml:space="preserve">52 </w:t>
+      </w:r>
+      <w:proofErr w:type="gramStart"/>
+      <w:r>
+        <w:t>-  Como</w:t>
+      </w:r>
+      <w:proofErr w:type="gramEnd"/>
+      <w:r>
+        <w:t xml:space="preserve"> a imagem de </w:t>
       </w:r>
       <w:proofErr w:type="spellStart"/>
       <w:r>
@@ -6701,6 +6858,7 @@
         <w:rPr>
           <w:noProof/>
         </w:rPr>
+        <w:lastRenderedPageBreak/>
         <w:drawing>
           <wp:inline distT="0" distB="0" distL="0" distR="0" wp14:anchorId="726FABF8" wp14:editId="41254CF8">
             <wp:extent cx="4039164" cy="1305107"/>
@@ -6900,7 +7058,15 @@
         <w:t xml:space="preserve"> </w:t>
       </w:r>
       <w:r>
-        <w:t xml:space="preserve">colocamos uma imagem de fundo pelo CSS  e quando realizamos tal função a natureza da imagem e ficar se repetindo no site. </w:t>
+        <w:t xml:space="preserve">colocamos uma imagem de fundo pelo </w:t>
+      </w:r>
+      <w:proofErr w:type="gramStart"/>
+      <w:r>
+        <w:t>CSS  e</w:t>
+      </w:r>
+      <w:proofErr w:type="gramEnd"/>
+      <w:r>
+        <w:t xml:space="preserve"> quando realizamos tal função a natureza da imagem e ficar se repetindo no site. </w:t>
       </w:r>
     </w:p>
     <w:p>
@@ -7035,11 +7201,16 @@
       <w:r>
         <w:t xml:space="preserve"> após colocamos uma imagem de fundo preta se fez necessário mudar a cor da letra do </w:t>
       </w:r>
+      <w:proofErr w:type="gramStart"/>
       <w:r>
         <w:t>parágrafo</w:t>
       </w:r>
       <w:r>
-        <w:t>(White)</w:t>
+        <w:t>(</w:t>
+      </w:r>
+      <w:proofErr w:type="gramEnd"/>
+      <w:r>
+        <w:t>White)</w:t>
       </w:r>
       <w:r>
         <w:t>.</w:t>
@@ -7055,6 +7226,7 @@
         <w:rPr>
           <w:noProof/>
         </w:rPr>
+        <w:lastRenderedPageBreak/>
         <w:drawing>
           <wp:inline distT="0" distB="0" distL="0" distR="0" wp14:anchorId="7C9204EF" wp14:editId="08D44A46">
             <wp:extent cx="5048955" cy="2629267"/>
@@ -7162,6 +7334,7 @@
         <w:rPr>
           <w:noProof/>
         </w:rPr>
+        <w:lastRenderedPageBreak/>
         <w:drawing>
           <wp:inline distT="0" distB="0" distL="0" distR="0" wp14:anchorId="1BE895A4" wp14:editId="44C1734B">
             <wp:extent cx="3801005" cy="5391902"/>
@@ -7279,6 +7452,7 @@
         <w:rPr>
           <w:noProof/>
         </w:rPr>
+        <w:lastRenderedPageBreak/>
         <mc:AlternateContent>
           <mc:Choice Requires="wps">
             <w:drawing>
@@ -7679,7 +7853,15 @@
       </w:r>
       <w:proofErr w:type="spellEnd"/>
       <w:r>
-        <w:t xml:space="preserve"> e input)ficam um ao lado do outro</w:t>
+        <w:t xml:space="preserve"> e </w:t>
+      </w:r>
+      <w:proofErr w:type="gramStart"/>
+      <w:r>
+        <w:t>input)ficam</w:t>
+      </w:r>
+      <w:proofErr w:type="gramEnd"/>
+      <w:r>
+        <w:t xml:space="preserve"> um ao lado do outro</w:t>
       </w:r>
       <w:r>
         <w:t xml:space="preserve">. Para mudar essa situação mudamos a natureza do </w:t>
@@ -7698,6 +7880,7 @@
         <w:rPr>
           <w:noProof/>
         </w:rPr>
+        <w:lastRenderedPageBreak/>
         <w:drawing>
           <wp:inline distT="0" distB="0" distL="0" distR="0" wp14:anchorId="0B59CD61" wp14:editId="0F28AC20">
             <wp:extent cx="2924583" cy="2124371"/>
@@ -7795,10 +7978,18 @@
       </w:r>
       <w:proofErr w:type="spellEnd"/>
       <w:r>
-        <w:t xml:space="preserve"> de margin:20px </w:t>
-      </w:r>
-      <w:r>
-        <w:t xml:space="preserve"> e aumentamos o tamanho da fonte, o input também acrescentamos um espaço do lado de baixo </w:t>
+        <w:t xml:space="preserve"> de margin:20</w:t>
+      </w:r>
+      <w:proofErr w:type="gramStart"/>
+      <w:r>
+        <w:t xml:space="preserve">px </w:t>
+      </w:r>
+      <w:r>
+        <w:t xml:space="preserve"> e</w:t>
+      </w:r>
+      <w:proofErr w:type="gramEnd"/>
+      <w:r>
+        <w:t xml:space="preserve"> aumentamos o tamanho da fonte, o input também acrescentamos um espaço do lado de baixo </w:t>
       </w:r>
       <w:r>
         <w:t>e aumentos o espaço interno tanto na parte cima, baixo, direita e esquerda.</w:t>
@@ -7810,6 +8001,7 @@
         <w:rPr>
           <w:noProof/>
         </w:rPr>
+        <w:lastRenderedPageBreak/>
         <mc:AlternateContent>
           <mc:Choice Requires="wps">
             <w:drawing>
@@ -8081,6 +8273,9 @@
         </mc:AlternateContent>
       </w:r>
       <w:r>
+        <w:rPr>
+          <w:noProof/>
+        </w:rPr>
         <w:drawing>
           <wp:inline distT="0" distB="0" distL="0" distR="0" wp14:anchorId="46B50213" wp14:editId="6FA2E30F">
             <wp:extent cx="3758871" cy="3369718"/>
@@ -8118,6 +8313,9 @@
         </w:drawing>
       </w:r>
       <w:r>
+        <w:rPr>
+          <w:noProof/>
+        </w:rPr>
         <w:drawing>
           <wp:inline distT="0" distB="0" distL="0" distR="0" wp14:anchorId="581BEB6B" wp14:editId="092ED908">
             <wp:extent cx="2437580" cy="3332878"/>
@@ -8158,17 +8356,26 @@
     <w:p/>
     <w:p>
       <w:r>
-        <w:t xml:space="preserve">63 -  </w:t>
-      </w:r>
-      <w:r>
-        <w:t>Incluímos uma porcentagem de 50% para cada inputs do nosso formulário</w:t>
-      </w:r>
-    </w:p>
-    <w:p>
-      <w:r>
-        <w:rPr>
-          <w:noProof/>
-        </w:rPr>
+        <w:t xml:space="preserve">63 </w:t>
+      </w:r>
+      <w:proofErr w:type="gramStart"/>
+      <w:r>
+        <w:t xml:space="preserve">-  </w:t>
+      </w:r>
+      <w:r>
+        <w:t>Incluímos</w:t>
+      </w:r>
+      <w:proofErr w:type="gramEnd"/>
+      <w:r>
+        <w:t xml:space="preserve"> uma porcentagem de 50% para cada inputs do nosso formulário</w:t>
+      </w:r>
+    </w:p>
+    <w:p>
+      <w:r>
+        <w:rPr>
+          <w:noProof/>
+        </w:rPr>
+        <w:lastRenderedPageBreak/>
         <mc:AlternateContent>
           <mc:Choice Requires="wps">
             <w:drawing>
@@ -8232,6 +8439,9 @@
         </mc:AlternateContent>
       </w:r>
       <w:r>
+        <w:rPr>
+          <w:noProof/>
+        </w:rPr>
         <w:drawing>
           <wp:inline distT="0" distB="0" distL="0" distR="0" wp14:anchorId="1E33FB31" wp14:editId="4B3839AD">
             <wp:extent cx="3867690" cy="2534004"/>
@@ -8269,6 +8479,9 @@
         </w:drawing>
       </w:r>
       <w:r>
+        <w:rPr>
+          <w:noProof/>
+        </w:rPr>
         <w:drawing>
           <wp:inline distT="0" distB="0" distL="0" distR="0" wp14:anchorId="3F04415B" wp14:editId="09360D52">
             <wp:extent cx="3829753" cy="2279615"/>
@@ -8328,12 +8541,17 @@
         <w:t xml:space="preserve">Inserimos um </w:t>
       </w:r>
       <w:proofErr w:type="spellStart"/>
+      <w:proofErr w:type="gramStart"/>
       <w:r>
         <w:t>textarea</w:t>
       </w:r>
       <w:proofErr w:type="spellEnd"/>
       <w:r>
-        <w:t xml:space="preserve">(Inputs de mensagem)em baixo do input telefone e aumentamos o tamanho da coluna </w:t>
+        <w:t>(</w:t>
+      </w:r>
+      <w:proofErr w:type="gramEnd"/>
+      <w:r>
+        <w:t xml:space="preserve">Inputs de mensagem)em baixo do input telefone e aumentamos o tamanho da coluna </w:t>
       </w:r>
       <w:r>
         <w:t>para ficar alinhado com outros inputs.</w:t>
@@ -8345,6 +8563,7 @@
         <w:rPr>
           <w:noProof/>
         </w:rPr>
+        <w:lastRenderedPageBreak/>
         <mc:AlternateContent>
           <mc:Choice Requires="wps">
             <w:drawing>
@@ -8480,6 +8699,9 @@
         </mc:AlternateContent>
       </w:r>
       <w:r>
+        <w:rPr>
+          <w:noProof/>
+        </w:rPr>
         <w:drawing>
           <wp:inline distT="0" distB="0" distL="0" distR="0" wp14:anchorId="5ABE938A" wp14:editId="53C0E838">
             <wp:extent cx="4430333" cy="2570082"/>
@@ -8517,6 +8739,9 @@
         </w:drawing>
       </w:r>
       <w:r>
+        <w:rPr>
+          <w:noProof/>
+        </w:rPr>
         <w:drawing>
           <wp:inline distT="0" distB="0" distL="0" distR="0" wp14:anchorId="7F6E44CC" wp14:editId="4452305C">
             <wp:extent cx="2407867" cy="2568044"/>
@@ -8585,7 +8810,15 @@
         <w:t xml:space="preserve"> e os inputs radio conforme código a baixo</w:t>
       </w:r>
       <w:r>
-        <w:t xml:space="preserve"> e transformamos que somente uma opção pode ser escolhida utilizando o mesmo nome  na palavra </w:t>
+        <w:t xml:space="preserve"> e transformamos que somente uma opção pode ser escolhida utilizando o mesmo </w:t>
+      </w:r>
+      <w:proofErr w:type="gramStart"/>
+      <w:r>
+        <w:t>nome  na</w:t>
+      </w:r>
+      <w:proofErr w:type="gramEnd"/>
+      <w:r>
+        <w:t xml:space="preserve"> palavra </w:t>
       </w:r>
       <w:proofErr w:type="spellStart"/>
       <w:r>
@@ -8602,6 +8835,7 @@
         <w:rPr>
           <w:noProof/>
         </w:rPr>
+        <w:lastRenderedPageBreak/>
         <mc:AlternateContent>
           <mc:Choice Requires="wps">
             <w:drawing>
@@ -8995,6 +9229,9 @@
         </mc:AlternateContent>
       </w:r>
       <w:r>
+        <w:rPr>
+          <w:noProof/>
+        </w:rPr>
         <w:drawing>
           <wp:inline distT="0" distB="0" distL="0" distR="0" wp14:anchorId="08F84725" wp14:editId="37CDFE27">
             <wp:extent cx="4906060" cy="4372585"/>
@@ -9032,6 +9269,9 @@
         </w:drawing>
       </w:r>
       <w:r>
+        <w:rPr>
+          <w:noProof/>
+        </w:rPr>
         <w:drawing>
           <wp:inline distT="0" distB="0" distL="0" distR="0" wp14:anchorId="2741D73D" wp14:editId="23EB12A2">
             <wp:extent cx="2424151" cy="1468983"/>
@@ -9157,6 +9397,9 @@
     </w:p>
     <w:p>
       <w:r>
+        <w:rPr>
+          <w:noProof/>
+        </w:rPr>
         <w:drawing>
           <wp:inline distT="0" distB="0" distL="0" distR="0" wp14:anchorId="727D47E4" wp14:editId="4B3BEB51">
             <wp:extent cx="6182588" cy="1286054"/>
@@ -9225,6 +9468,10 @@
     </w:p>
     <w:p>
       <w:r>
+        <w:rPr>
+          <w:noProof/>
+        </w:rPr>
+        <w:lastRenderedPageBreak/>
         <w:drawing>
           <wp:inline distT="0" distB="0" distL="0" distR="0" wp14:anchorId="73BAF8CB" wp14:editId="66E77676">
             <wp:extent cx="6725589" cy="3238952"/>
@@ -9296,6 +9543,9 @@
     </w:p>
     <w:p>
       <w:r>
+        <w:rPr>
+          <w:noProof/>
+        </w:rPr>
         <w:drawing>
           <wp:inline distT="0" distB="0" distL="0" distR="0" wp14:anchorId="16466004" wp14:editId="24DE3360">
             <wp:extent cx="7245541" cy="783302"/>
@@ -9335,6 +9585,9 @@
     </w:p>
     <w:p>
       <w:r>
+        <w:rPr>
+          <w:noProof/>
+        </w:rPr>
         <w:drawing>
           <wp:inline distT="0" distB="0" distL="0" distR="0" wp14:anchorId="7F018EBE" wp14:editId="79CE1944">
             <wp:extent cx="4563112" cy="800212"/>
@@ -9420,6 +9673,9 @@
     </w:p>
     <w:p>
       <w:r>
+        <w:rPr>
+          <w:noProof/>
+        </w:rPr>
         <w:drawing>
           <wp:inline distT="0" distB="0" distL="0" distR="0" wp14:anchorId="19E3BAB3" wp14:editId="507E32CD">
             <wp:extent cx="9373908" cy="2715004"/>
@@ -9460,6 +9716,9 @@
     <w:p/>
     <w:p>
       <w:r>
+        <w:rPr>
+          <w:noProof/>
+        </w:rPr>
         <w:drawing>
           <wp:inline distT="0" distB="0" distL="0" distR="0" wp14:anchorId="27A98C86" wp14:editId="2E80BE62">
             <wp:extent cx="5087060" cy="1495634"/>
@@ -9509,7 +9768,15 @@
         <w:t xml:space="preserve"> </w:t>
       </w:r>
       <w:r>
-        <w:t xml:space="preserve">Notamos que  em nosso caso o </w:t>
+        <w:t xml:space="preserve">Notamos </w:t>
+      </w:r>
+      <w:proofErr w:type="gramStart"/>
+      <w:r>
+        <w:t>que  em</w:t>
+      </w:r>
+      <w:proofErr w:type="gramEnd"/>
+      <w:r>
+        <w:t xml:space="preserve"> nosso caso o </w:t>
       </w:r>
       <w:proofErr w:type="spellStart"/>
       <w:r>
@@ -9560,6 +9827,9 @@
     </w:p>
     <w:p>
       <w:r>
+        <w:rPr>
+          <w:noProof/>
+        </w:rPr>
         <w:drawing>
           <wp:inline distT="0" distB="0" distL="0" distR="0" wp14:anchorId="66FB775E" wp14:editId="581F3E8B">
             <wp:extent cx="2896004" cy="1695687"/>
@@ -9596,8 +9866,10 @@
           </wp:inline>
         </w:drawing>
       </w:r>
-      <w:bookmarkStart w:id="0" w:name="_GoBack"/>
-      <w:r>
+      <w:r>
+        <w:rPr>
+          <w:noProof/>
+        </w:rPr>
         <w:drawing>
           <wp:inline distT="0" distB="0" distL="0" distR="0" wp14:anchorId="720AF03F" wp14:editId="63B5FC03">
             <wp:extent cx="4607240" cy="1661757"/>
@@ -9634,8 +9906,820 @@
           </wp:inline>
         </w:drawing>
       </w:r>
+    </w:p>
+    <w:p>
+      <w:r>
+        <w:t>71-</w:t>
+      </w:r>
+      <w:r>
+        <w:t xml:space="preserve">Adicionamos uma </w:t>
+      </w:r>
+      <w:proofErr w:type="spellStart"/>
+      <w:r>
+        <w:t>class</w:t>
+      </w:r>
+      <w:proofErr w:type="spellEnd"/>
+      <w:r>
+        <w:t xml:space="preserve"> na </w:t>
+      </w:r>
+      <w:proofErr w:type="spellStart"/>
+      <w:r>
+        <w:t>label</w:t>
+      </w:r>
+      <w:proofErr w:type="spellEnd"/>
+      <w:r>
+        <w:t xml:space="preserve"> </w:t>
+      </w:r>
+      <w:proofErr w:type="spellStart"/>
+      <w:r>
+        <w:t>checkbox</w:t>
+      </w:r>
+      <w:proofErr w:type="spellEnd"/>
+      <w:r>
+        <w:t xml:space="preserve"> para dar espaço tanto para cima como para baixo.</w:t>
+      </w:r>
+    </w:p>
+    <w:p>
+      <w:r>
+        <w:drawing>
+          <wp:inline distT="0" distB="0" distL="0" distR="0" wp14:anchorId="3B15BDC8" wp14:editId="4C1E8649">
+            <wp:extent cx="5163271" cy="247685"/>
+            <wp:effectExtent l="0" t="0" r="0" b="0"/>
+            <wp:docPr id="138" name="Imagem 138"/>
+            <wp:cNvGraphicFramePr>
+              <a:graphicFrameLocks xmlns:a="http://schemas.openxmlformats.org/drawingml/2006/main" noChangeAspect="1"/>
+            </wp:cNvGraphicFramePr>
+            <a:graphic xmlns:a="http://schemas.openxmlformats.org/drawingml/2006/main">
+              <a:graphicData uri="http://schemas.openxmlformats.org/drawingml/2006/picture">
+                <pic:pic xmlns:pic="http://schemas.openxmlformats.org/drawingml/2006/picture">
+                  <pic:nvPicPr>
+                    <pic:cNvPr id="1" name=""/>
+                    <pic:cNvPicPr/>
+                  </pic:nvPicPr>
+                  <pic:blipFill>
+                    <a:blip r:embed="rId124"/>
+                    <a:stretch>
+                      <a:fillRect/>
+                    </a:stretch>
+                  </pic:blipFill>
+                  <pic:spPr>
+                    <a:xfrm>
+                      <a:off x="0" y="0"/>
+                      <a:ext cx="5163271" cy="247685"/>
+                    </a:xfrm>
+                    <a:prstGeom prst="rect">
+                      <a:avLst/>
+                    </a:prstGeom>
+                  </pic:spPr>
+                </pic:pic>
+              </a:graphicData>
+            </a:graphic>
+          </wp:inline>
+        </w:drawing>
+      </w:r>
+    </w:p>
+    <w:p>
+      <w:r>
+        <w:drawing>
+          <wp:inline distT="0" distB="0" distL="0" distR="0" wp14:anchorId="5E840C55" wp14:editId="53D04B7F">
+            <wp:extent cx="2933700" cy="1304925"/>
+            <wp:effectExtent l="0" t="0" r="0" b="9525"/>
+            <wp:docPr id="152" name="Imagem 152"/>
+            <wp:cNvGraphicFramePr>
+              <a:graphicFrameLocks xmlns:a="http://schemas.openxmlformats.org/drawingml/2006/main" noChangeAspect="1"/>
+            </wp:cNvGraphicFramePr>
+            <a:graphic xmlns:a="http://schemas.openxmlformats.org/drawingml/2006/main">
+              <a:graphicData uri="http://schemas.openxmlformats.org/drawingml/2006/picture">
+                <pic:pic xmlns:pic="http://schemas.openxmlformats.org/drawingml/2006/picture">
+                  <pic:nvPicPr>
+                    <pic:cNvPr id="1" name=""/>
+                    <pic:cNvPicPr/>
+                  </pic:nvPicPr>
+                  <pic:blipFill>
+                    <a:blip r:embed="rId125"/>
+                    <a:stretch>
+                      <a:fillRect/>
+                    </a:stretch>
+                  </pic:blipFill>
+                  <pic:spPr>
+                    <a:xfrm>
+                      <a:off x="0" y="0"/>
+                      <a:ext cx="2934234" cy="1305163"/>
+                    </a:xfrm>
+                    <a:prstGeom prst="rect">
+                      <a:avLst/>
+                    </a:prstGeom>
+                  </pic:spPr>
+                </pic:pic>
+              </a:graphicData>
+            </a:graphic>
+          </wp:inline>
+        </w:drawing>
+      </w:r>
+      <w:r>
+        <w:drawing>
+          <wp:inline distT="0" distB="0" distL="0" distR="0" wp14:anchorId="2DD06F96" wp14:editId="308A86C5">
+            <wp:extent cx="2047875" cy="990600"/>
+            <wp:effectExtent l="0" t="0" r="9525" b="0"/>
+            <wp:docPr id="139" name="Imagem 139"/>
+            <wp:cNvGraphicFramePr>
+              <a:graphicFrameLocks xmlns:a="http://schemas.openxmlformats.org/drawingml/2006/main" noChangeAspect="1"/>
+            </wp:cNvGraphicFramePr>
+            <a:graphic xmlns:a="http://schemas.openxmlformats.org/drawingml/2006/main">
+              <a:graphicData uri="http://schemas.openxmlformats.org/drawingml/2006/picture">
+                <pic:pic xmlns:pic="http://schemas.openxmlformats.org/drawingml/2006/picture">
+                  <pic:nvPicPr>
+                    <pic:cNvPr id="1" name=""/>
+                    <pic:cNvPicPr/>
+                  </pic:nvPicPr>
+                  <pic:blipFill>
+                    <a:blip r:embed="rId126"/>
+                    <a:stretch>
+                      <a:fillRect/>
+                    </a:stretch>
+                  </pic:blipFill>
+                  <pic:spPr>
+                    <a:xfrm>
+                      <a:off x="0" y="0"/>
+                      <a:ext cx="2048173" cy="990744"/>
+                    </a:xfrm>
+                    <a:prstGeom prst="rect">
+                      <a:avLst/>
+                    </a:prstGeom>
+                  </pic:spPr>
+                </pic:pic>
+              </a:graphicData>
+            </a:graphic>
+          </wp:inline>
+        </w:drawing>
+      </w:r>
+    </w:p>
+    <w:p/>
+    <w:p>
+      <w:r>
+        <w:t>72-</w:t>
+      </w:r>
+      <w:r>
+        <w:t xml:space="preserve">Inserimos um </w:t>
+      </w:r>
+      <w:proofErr w:type="gramStart"/>
+      <w:r>
+        <w:t>parágrafo  fazendo</w:t>
+      </w:r>
+      <w:proofErr w:type="gramEnd"/>
+      <w:r>
+        <w:t xml:space="preserve"> uma pergunta qual a preferência de horário e adicionamos </w:t>
+      </w:r>
+      <w:proofErr w:type="spellStart"/>
+      <w:r>
+        <w:t>select</w:t>
+      </w:r>
+      <w:proofErr w:type="spellEnd"/>
+      <w:r>
+        <w:t xml:space="preserve"> com </w:t>
+      </w:r>
+      <w:proofErr w:type="spellStart"/>
+      <w:r>
+        <w:t>option</w:t>
+      </w:r>
+      <w:proofErr w:type="spellEnd"/>
+      <w:r>
+        <w:t xml:space="preserve"> no </w:t>
+      </w:r>
+      <w:proofErr w:type="spellStart"/>
+      <w:r>
+        <w:t>html</w:t>
+      </w:r>
+      <w:proofErr w:type="spellEnd"/>
+      <w:r>
+        <w:t xml:space="preserve"> conforme o código.</w:t>
+      </w:r>
+    </w:p>
+    <w:p>
+      <w:r>
+        <w:drawing>
+          <wp:inline distT="0" distB="0" distL="0" distR="0" wp14:anchorId="67A776C1" wp14:editId="1E83AAA0">
+            <wp:extent cx="3210373" cy="1733792"/>
+            <wp:effectExtent l="0" t="0" r="9525" b="0"/>
+            <wp:docPr id="158" name="Imagem 158"/>
+            <wp:cNvGraphicFramePr>
+              <a:graphicFrameLocks xmlns:a="http://schemas.openxmlformats.org/drawingml/2006/main" noChangeAspect="1"/>
+            </wp:cNvGraphicFramePr>
+            <a:graphic xmlns:a="http://schemas.openxmlformats.org/drawingml/2006/main">
+              <a:graphicData uri="http://schemas.openxmlformats.org/drawingml/2006/picture">
+                <pic:pic xmlns:pic="http://schemas.openxmlformats.org/drawingml/2006/picture">
+                  <pic:nvPicPr>
+                    <pic:cNvPr id="1" name=""/>
+                    <pic:cNvPicPr/>
+                  </pic:nvPicPr>
+                  <pic:blipFill>
+                    <a:blip r:embed="rId127"/>
+                    <a:stretch>
+                      <a:fillRect/>
+                    </a:stretch>
+                  </pic:blipFill>
+                  <pic:spPr>
+                    <a:xfrm>
+                      <a:off x="0" y="0"/>
+                      <a:ext cx="3210373" cy="1733792"/>
+                    </a:xfrm>
+                    <a:prstGeom prst="rect">
+                      <a:avLst/>
+                    </a:prstGeom>
+                  </pic:spPr>
+                </pic:pic>
+              </a:graphicData>
+            </a:graphic>
+          </wp:inline>
+        </w:drawing>
+      </w:r>
+      <w:r>
+        <w:drawing>
+          <wp:inline distT="0" distB="0" distL="0" distR="0" wp14:anchorId="0BA45922" wp14:editId="3AFC1776">
+            <wp:extent cx="2143424" cy="1124107"/>
+            <wp:effectExtent l="0" t="0" r="9525" b="0"/>
+            <wp:docPr id="159" name="Imagem 159"/>
+            <wp:cNvGraphicFramePr>
+              <a:graphicFrameLocks xmlns:a="http://schemas.openxmlformats.org/drawingml/2006/main" noChangeAspect="1"/>
+            </wp:cNvGraphicFramePr>
+            <a:graphic xmlns:a="http://schemas.openxmlformats.org/drawingml/2006/main">
+              <a:graphicData uri="http://schemas.openxmlformats.org/drawingml/2006/picture">
+                <pic:pic xmlns:pic="http://schemas.openxmlformats.org/drawingml/2006/picture">
+                  <pic:nvPicPr>
+                    <pic:cNvPr id="1" name=""/>
+                    <pic:cNvPicPr/>
+                  </pic:nvPicPr>
+                  <pic:blipFill>
+                    <a:blip r:embed="rId128"/>
+                    <a:stretch>
+                      <a:fillRect/>
+                    </a:stretch>
+                  </pic:blipFill>
+                  <pic:spPr>
+                    <a:xfrm>
+                      <a:off x="0" y="0"/>
+                      <a:ext cx="2143424" cy="1124107"/>
+                    </a:xfrm>
+                    <a:prstGeom prst="rect">
+                      <a:avLst/>
+                    </a:prstGeom>
+                  </pic:spPr>
+                </pic:pic>
+              </a:graphicData>
+            </a:graphic>
+          </wp:inline>
+        </w:drawing>
+      </w:r>
+    </w:p>
+    <w:p>
+      <w:r>
+        <w:t xml:space="preserve">73-Entramos no site (mobile </w:t>
+      </w:r>
+      <w:proofErr w:type="spellStart"/>
+      <w:r>
+        <w:t>inpust</w:t>
+      </w:r>
+      <w:proofErr w:type="spellEnd"/>
+      <w:r>
+        <w:t xml:space="preserve"> </w:t>
+      </w:r>
+      <w:proofErr w:type="spellStart"/>
+      <w:r>
+        <w:t>type</w:t>
+      </w:r>
+      <w:proofErr w:type="spellEnd"/>
+      <w:r>
+        <w:t>) para verificar os tipos de inputs para dispositivos mobile e alteramos em nosso formulário alguns tipos para ficar compatível com os dispositivos de celular.</w:t>
+      </w:r>
+    </w:p>
+    <w:p>
+      <w:r>
+        <w:drawing>
+          <wp:inline distT="0" distB="0" distL="0" distR="0" wp14:anchorId="0F5D4305" wp14:editId="07E0C4E7">
+            <wp:extent cx="4143953" cy="1352739"/>
+            <wp:effectExtent l="0" t="0" r="0" b="0"/>
+            <wp:docPr id="160" name="Imagem 160"/>
+            <wp:cNvGraphicFramePr>
+              <a:graphicFrameLocks xmlns:a="http://schemas.openxmlformats.org/drawingml/2006/main" noChangeAspect="1"/>
+            </wp:cNvGraphicFramePr>
+            <a:graphic xmlns:a="http://schemas.openxmlformats.org/drawingml/2006/main">
+              <a:graphicData uri="http://schemas.openxmlformats.org/drawingml/2006/picture">
+                <pic:pic xmlns:pic="http://schemas.openxmlformats.org/drawingml/2006/picture">
+                  <pic:nvPicPr>
+                    <pic:cNvPr id="1" name=""/>
+                    <pic:cNvPicPr/>
+                  </pic:nvPicPr>
+                  <pic:blipFill>
+                    <a:blip r:embed="rId129"/>
+                    <a:stretch>
+                      <a:fillRect/>
+                    </a:stretch>
+                  </pic:blipFill>
+                  <pic:spPr>
+                    <a:xfrm>
+                      <a:off x="0" y="0"/>
+                      <a:ext cx="4143953" cy="1352739"/>
+                    </a:xfrm>
+                    <a:prstGeom prst="rect">
+                      <a:avLst/>
+                    </a:prstGeom>
+                  </pic:spPr>
+                </pic:pic>
+              </a:graphicData>
+            </a:graphic>
+          </wp:inline>
+        </w:drawing>
+      </w:r>
+    </w:p>
+    <w:p>
+      <w:r>
+        <w:t xml:space="preserve">74-Quando queremos que alguns campos sejam obrigatórios no formulário usamos o </w:t>
+      </w:r>
+      <w:proofErr w:type="spellStart"/>
+      <w:r>
+        <w:t>required</w:t>
+      </w:r>
+      <w:proofErr w:type="spellEnd"/>
+      <w:r>
+        <w:t xml:space="preserve"> no input (</w:t>
+      </w:r>
+      <w:proofErr w:type="spellStart"/>
+      <w:r>
+        <w:t>obs</w:t>
+      </w:r>
+      <w:proofErr w:type="spellEnd"/>
+      <w:r>
+        <w:t>: se usamos o tipo de input correto como por exemplo o e-mail se não tiver correto a grafia ele também não envia)</w:t>
+      </w:r>
+      <w:r>
+        <w:t>.</w:t>
+      </w:r>
+    </w:p>
+    <w:p>
+      <w:r>
+        <w:drawing>
+          <wp:inline distT="0" distB="0" distL="0" distR="0" wp14:anchorId="7401A4EE" wp14:editId="7E21373E">
+            <wp:extent cx="4534533" cy="1467055"/>
+            <wp:effectExtent l="0" t="0" r="0" b="0"/>
+            <wp:docPr id="164" name="Imagem 164"/>
+            <wp:cNvGraphicFramePr>
+              <a:graphicFrameLocks xmlns:a="http://schemas.openxmlformats.org/drawingml/2006/main" noChangeAspect="1"/>
+            </wp:cNvGraphicFramePr>
+            <a:graphic xmlns:a="http://schemas.openxmlformats.org/drawingml/2006/main">
+              <a:graphicData uri="http://schemas.openxmlformats.org/drawingml/2006/picture">
+                <pic:pic xmlns:pic="http://schemas.openxmlformats.org/drawingml/2006/picture">
+                  <pic:nvPicPr>
+                    <pic:cNvPr id="1" name=""/>
+                    <pic:cNvPicPr/>
+                  </pic:nvPicPr>
+                  <pic:blipFill>
+                    <a:blip r:embed="rId130"/>
+                    <a:stretch>
+                      <a:fillRect/>
+                    </a:stretch>
+                  </pic:blipFill>
+                  <pic:spPr>
+                    <a:xfrm>
+                      <a:off x="0" y="0"/>
+                      <a:ext cx="4534533" cy="1467055"/>
+                    </a:xfrm>
+                    <a:prstGeom prst="rect">
+                      <a:avLst/>
+                    </a:prstGeom>
+                  </pic:spPr>
+                </pic:pic>
+              </a:graphicData>
+            </a:graphic>
+          </wp:inline>
+        </w:drawing>
+      </w:r>
+    </w:p>
+    <w:p>
+      <w:r>
+        <w:t xml:space="preserve">75-Utilizamos o </w:t>
+      </w:r>
+      <w:proofErr w:type="spellStart"/>
+      <w:r>
+        <w:t>placeholder</w:t>
+      </w:r>
+      <w:proofErr w:type="spellEnd"/>
+      <w:r>
+        <w:t xml:space="preserve"> para deixar exemplo dentro dos inputs como deve ser preenchido.</w:t>
+      </w:r>
+    </w:p>
+    <w:p>
+      <w:r>
+        <w:drawing>
+          <wp:inline distT="0" distB="0" distL="0" distR="0" wp14:anchorId="136F40E8" wp14:editId="304AE742">
+            <wp:extent cx="5400040" cy="1184910"/>
+            <wp:effectExtent l="0" t="0" r="0" b="0"/>
+            <wp:docPr id="165" name="Imagem 165"/>
+            <wp:cNvGraphicFramePr>
+              <a:graphicFrameLocks xmlns:a="http://schemas.openxmlformats.org/drawingml/2006/main" noChangeAspect="1"/>
+            </wp:cNvGraphicFramePr>
+            <a:graphic xmlns:a="http://schemas.openxmlformats.org/drawingml/2006/main">
+              <a:graphicData uri="http://schemas.openxmlformats.org/drawingml/2006/picture">
+                <pic:pic xmlns:pic="http://schemas.openxmlformats.org/drawingml/2006/picture">
+                  <pic:nvPicPr>
+                    <pic:cNvPr id="1" name=""/>
+                    <pic:cNvPicPr/>
+                  </pic:nvPicPr>
+                  <pic:blipFill>
+                    <a:blip r:embed="rId131"/>
+                    <a:stretch>
+                      <a:fillRect/>
+                    </a:stretch>
+                  </pic:blipFill>
+                  <pic:spPr>
+                    <a:xfrm>
+                      <a:off x="0" y="0"/>
+                      <a:ext cx="5400040" cy="1184910"/>
+                    </a:xfrm>
+                    <a:prstGeom prst="rect">
+                      <a:avLst/>
+                    </a:prstGeom>
+                  </pic:spPr>
+                </pic:pic>
+              </a:graphicData>
+            </a:graphic>
+          </wp:inline>
+        </w:drawing>
+      </w:r>
+    </w:p>
+    <w:p>
+      <w:r>
+        <w:lastRenderedPageBreak/>
+        <w:t xml:space="preserve">76-Trocamos as </w:t>
+      </w:r>
+      <w:proofErr w:type="spellStart"/>
+      <w:r>
+        <w:t>div</w:t>
+      </w:r>
+      <w:proofErr w:type="spellEnd"/>
+      <w:r>
+        <w:t xml:space="preserve"> do formulário por </w:t>
+      </w:r>
+      <w:proofErr w:type="spellStart"/>
+      <w:r>
+        <w:t>fieldset</w:t>
+      </w:r>
+      <w:proofErr w:type="spellEnd"/>
+      <w:r>
+        <w:t xml:space="preserve"> (conjuntos de campos) e os parágrafos por </w:t>
+      </w:r>
+      <w:proofErr w:type="spellStart"/>
+      <w:r>
+        <w:t>legend</w:t>
+      </w:r>
+      <w:proofErr w:type="spellEnd"/>
+      <w:r>
+        <w:t xml:space="preserve"> sendo uma melhor forma de trabalhar quando estamos tratando de formulários e no </w:t>
+      </w:r>
+      <w:proofErr w:type="spellStart"/>
+      <w:r>
+        <w:t>css</w:t>
+      </w:r>
+      <w:proofErr w:type="spellEnd"/>
+      <w:r>
+        <w:t xml:space="preserve"> as </w:t>
+      </w:r>
+      <w:proofErr w:type="spellStart"/>
+      <w:r>
+        <w:t>legend</w:t>
+      </w:r>
+      <w:proofErr w:type="spellEnd"/>
+      <w:r>
+        <w:t xml:space="preserve"> ficaram com as mesmas configurações das </w:t>
+      </w:r>
+      <w:proofErr w:type="spellStart"/>
+      <w:r>
+        <w:t>label</w:t>
+      </w:r>
+      <w:proofErr w:type="spellEnd"/>
+      <w:r>
+        <w:t>.</w:t>
+      </w:r>
+    </w:p>
+    <w:p>
+      <w:r>
+        <w:drawing>
+          <wp:inline distT="0" distB="0" distL="0" distR="0" wp14:anchorId="48DD6B39" wp14:editId="70909D5E">
+            <wp:extent cx="5400040" cy="4526915"/>
+            <wp:effectExtent l="0" t="0" r="0" b="6985"/>
+            <wp:docPr id="166" name="Imagem 166"/>
+            <wp:cNvGraphicFramePr>
+              <a:graphicFrameLocks xmlns:a="http://schemas.openxmlformats.org/drawingml/2006/main" noChangeAspect="1"/>
+            </wp:cNvGraphicFramePr>
+            <a:graphic xmlns:a="http://schemas.openxmlformats.org/drawingml/2006/main">
+              <a:graphicData uri="http://schemas.openxmlformats.org/drawingml/2006/picture">
+                <pic:pic xmlns:pic="http://schemas.openxmlformats.org/drawingml/2006/picture">
+                  <pic:nvPicPr>
+                    <pic:cNvPr id="1" name=""/>
+                    <pic:cNvPicPr/>
+                  </pic:nvPicPr>
+                  <pic:blipFill>
+                    <a:blip r:embed="rId132"/>
+                    <a:stretch>
+                      <a:fillRect/>
+                    </a:stretch>
+                  </pic:blipFill>
+                  <pic:spPr>
+                    <a:xfrm>
+                      <a:off x="0" y="0"/>
+                      <a:ext cx="5400040" cy="4526915"/>
+                    </a:xfrm>
+                    <a:prstGeom prst="rect">
+                      <a:avLst/>
+                    </a:prstGeom>
+                  </pic:spPr>
+                </pic:pic>
+              </a:graphicData>
+            </a:graphic>
+          </wp:inline>
+        </w:drawing>
+      </w:r>
+    </w:p>
+    <w:p>
+      <w:r>
+        <w:drawing>
+          <wp:inline distT="0" distB="0" distL="0" distR="0" wp14:anchorId="0774A0CE" wp14:editId="2049BADB">
+            <wp:extent cx="1629002" cy="781159"/>
+            <wp:effectExtent l="0" t="0" r="9525" b="0"/>
+            <wp:docPr id="167" name="Imagem 167"/>
+            <wp:cNvGraphicFramePr>
+              <a:graphicFrameLocks xmlns:a="http://schemas.openxmlformats.org/drawingml/2006/main" noChangeAspect="1"/>
+            </wp:cNvGraphicFramePr>
+            <a:graphic xmlns:a="http://schemas.openxmlformats.org/drawingml/2006/main">
+              <a:graphicData uri="http://schemas.openxmlformats.org/drawingml/2006/picture">
+                <pic:pic xmlns:pic="http://schemas.openxmlformats.org/drawingml/2006/picture">
+                  <pic:nvPicPr>
+                    <pic:cNvPr id="1" name=""/>
+                    <pic:cNvPicPr/>
+                  </pic:nvPicPr>
+                  <pic:blipFill>
+                    <a:blip r:embed="rId133"/>
+                    <a:stretch>
+                      <a:fillRect/>
+                    </a:stretch>
+                  </pic:blipFill>
+                  <pic:spPr>
+                    <a:xfrm>
+                      <a:off x="0" y="0"/>
+                      <a:ext cx="1629002" cy="781159"/>
+                    </a:xfrm>
+                    <a:prstGeom prst="rect">
+                      <a:avLst/>
+                    </a:prstGeom>
+                  </pic:spPr>
+                </pic:pic>
+              </a:graphicData>
+            </a:graphic>
+          </wp:inline>
+        </w:drawing>
+      </w:r>
+    </w:p>
+    <w:p>
+      <w:r>
+        <w:t>77-</w:t>
+      </w:r>
+      <w:r>
+        <w:t xml:space="preserve">No </w:t>
+      </w:r>
+      <w:proofErr w:type="spellStart"/>
+      <w:r>
+        <w:t>html</w:t>
+      </w:r>
+      <w:proofErr w:type="spellEnd"/>
+      <w:r>
+        <w:t xml:space="preserve"> inserimos um </w:t>
+      </w:r>
+      <w:proofErr w:type="spellStart"/>
+      <w:r>
+        <w:t>class</w:t>
+      </w:r>
+      <w:proofErr w:type="spellEnd"/>
+      <w:r>
+        <w:t xml:space="preserve"> enviar um botão e no </w:t>
+      </w:r>
+      <w:proofErr w:type="spellStart"/>
+      <w:r>
+        <w:t>css</w:t>
+      </w:r>
+      <w:proofErr w:type="spellEnd"/>
+      <w:r>
+        <w:t xml:space="preserve"> aumentamos a largura e o espaço interno tanto para cima como para baixo.</w:t>
+      </w:r>
+    </w:p>
+    <w:p>
+      <w:r>
+        <w:drawing>
+          <wp:inline distT="0" distB="0" distL="0" distR="0" wp14:anchorId="0B05EC17" wp14:editId="7D3ED610">
+            <wp:extent cx="3905795" cy="181000"/>
+            <wp:effectExtent l="0" t="0" r="0" b="9525"/>
+            <wp:docPr id="168" name="Imagem 168"/>
+            <wp:cNvGraphicFramePr>
+              <a:graphicFrameLocks xmlns:a="http://schemas.openxmlformats.org/drawingml/2006/main" noChangeAspect="1"/>
+            </wp:cNvGraphicFramePr>
+            <a:graphic xmlns:a="http://schemas.openxmlformats.org/drawingml/2006/main">
+              <a:graphicData uri="http://schemas.openxmlformats.org/drawingml/2006/picture">
+                <pic:pic xmlns:pic="http://schemas.openxmlformats.org/drawingml/2006/picture">
+                  <pic:nvPicPr>
+                    <pic:cNvPr id="1" name=""/>
+                    <pic:cNvPicPr/>
+                  </pic:nvPicPr>
+                  <pic:blipFill>
+                    <a:blip r:embed="rId134"/>
+                    <a:stretch>
+                      <a:fillRect/>
+                    </a:stretch>
+                  </pic:blipFill>
+                  <pic:spPr>
+                    <a:xfrm>
+                      <a:off x="0" y="0"/>
+                      <a:ext cx="3905795" cy="181000"/>
+                    </a:xfrm>
+                    <a:prstGeom prst="rect">
+                      <a:avLst/>
+                    </a:prstGeom>
+                  </pic:spPr>
+                </pic:pic>
+              </a:graphicData>
+            </a:graphic>
+          </wp:inline>
+        </w:drawing>
+      </w:r>
+      <w:r>
+        <w:drawing>
+          <wp:inline distT="0" distB="0" distL="0" distR="0" wp14:anchorId="2F6A2F35" wp14:editId="17A1CA2A">
+            <wp:extent cx="1533739" cy="905001"/>
+            <wp:effectExtent l="0" t="0" r="9525" b="9525"/>
+            <wp:docPr id="169" name="Imagem 169"/>
+            <wp:cNvGraphicFramePr>
+              <a:graphicFrameLocks xmlns:a="http://schemas.openxmlformats.org/drawingml/2006/main" noChangeAspect="1"/>
+            </wp:cNvGraphicFramePr>
+            <a:graphic xmlns:a="http://schemas.openxmlformats.org/drawingml/2006/main">
+              <a:graphicData uri="http://schemas.openxmlformats.org/drawingml/2006/picture">
+                <pic:pic xmlns:pic="http://schemas.openxmlformats.org/drawingml/2006/picture">
+                  <pic:nvPicPr>
+                    <pic:cNvPr id="1" name=""/>
+                    <pic:cNvPicPr/>
+                  </pic:nvPicPr>
+                  <pic:blipFill>
+                    <a:blip r:embed="rId135"/>
+                    <a:stretch>
+                      <a:fillRect/>
+                    </a:stretch>
+                  </pic:blipFill>
+                  <pic:spPr>
+                    <a:xfrm>
+                      <a:off x="0" y="0"/>
+                      <a:ext cx="1533739" cy="905001"/>
+                    </a:xfrm>
+                    <a:prstGeom prst="rect">
+                      <a:avLst/>
+                    </a:prstGeom>
+                  </pic:spPr>
+                </pic:pic>
+              </a:graphicData>
+            </a:graphic>
+          </wp:inline>
+        </w:drawing>
+      </w:r>
+    </w:p>
+    <w:p>
+      <w:pPr>
+        <w:rPr>
+          <w:noProof/>
+        </w:rPr>
+      </w:pPr>
+      <w:r>
+        <w:t>78-</w:t>
+      </w:r>
+      <w:r>
+        <w:t>Ainda trabalhando com o botão enviar fizemos:</w:t>
+      </w:r>
+      <w:r>
+        <w:rPr>
+          <w:noProof/>
+        </w:rPr>
+        <w:t xml:space="preserve"> </w:t>
+      </w:r>
+    </w:p>
+    <w:p>
+      <w:pPr>
+        <w:pStyle w:val="PargrafodaLista"/>
+        <w:numPr>
+          <w:ilvl w:val="0"/>
+          <w:numId w:val="3"/>
+        </w:numPr>
+      </w:pPr>
+      <w:r>
+        <w:t xml:space="preserve">Colocamos uma cor de fundo </w:t>
+      </w:r>
+    </w:p>
+    <w:p>
+      <w:pPr>
+        <w:pStyle w:val="PargrafodaLista"/>
+        <w:numPr>
+          <w:ilvl w:val="0"/>
+          <w:numId w:val="3"/>
+        </w:numPr>
+      </w:pPr>
+      <w:r>
+        <w:t>Mudamos a cor da letra para branco</w:t>
+      </w:r>
+    </w:p>
+    <w:p>
+      <w:pPr>
+        <w:pStyle w:val="PargrafodaLista"/>
+        <w:numPr>
+          <w:ilvl w:val="0"/>
+          <w:numId w:val="3"/>
+        </w:numPr>
+      </w:pPr>
+      <w:r>
+        <w:t>Deixamos o texto mais encorpado e negrito</w:t>
+      </w:r>
+    </w:p>
+    <w:p>
+      <w:pPr>
+        <w:pStyle w:val="PargrafodaLista"/>
+        <w:numPr>
+          <w:ilvl w:val="0"/>
+          <w:numId w:val="3"/>
+        </w:numPr>
+      </w:pPr>
+      <w:r>
+        <w:lastRenderedPageBreak/>
+        <w:t xml:space="preserve">Aumentamos o tamanho da fonte </w:t>
+      </w:r>
+    </w:p>
+    <w:p>
+      <w:pPr>
+        <w:pStyle w:val="PargrafodaLista"/>
+        <w:numPr>
+          <w:ilvl w:val="0"/>
+          <w:numId w:val="3"/>
+        </w:numPr>
+      </w:pPr>
+      <w:r>
+        <w:t>Tiramos a borda do botão</w:t>
+      </w:r>
+    </w:p>
+    <w:p>
+      <w:pPr>
+        <w:pStyle w:val="PargrafodaLista"/>
+        <w:numPr>
+          <w:ilvl w:val="0"/>
+          <w:numId w:val="3"/>
+        </w:numPr>
+      </w:pPr>
+      <w:r>
+        <w:t>E arredondamos os cantos</w:t>
+      </w:r>
+      <w:bookmarkStart w:id="0" w:name="_GoBack"/>
       <w:bookmarkEnd w:id="0"/>
     </w:p>
+    <w:p>
+      <w:r>
+        <w:drawing>
+          <wp:inline distT="0" distB="0" distL="0" distR="0" wp14:anchorId="3282EA4D" wp14:editId="63634A50">
+            <wp:extent cx="2305372" cy="1876687"/>
+            <wp:effectExtent l="0" t="0" r="0" b="9525"/>
+            <wp:docPr id="170" name="Imagem 170"/>
+            <wp:cNvGraphicFramePr>
+              <a:graphicFrameLocks xmlns:a="http://schemas.openxmlformats.org/drawingml/2006/main" noChangeAspect="1"/>
+            </wp:cNvGraphicFramePr>
+            <a:graphic xmlns:a="http://schemas.openxmlformats.org/drawingml/2006/main">
+              <a:graphicData uri="http://schemas.openxmlformats.org/drawingml/2006/picture">
+                <pic:pic xmlns:pic="http://schemas.openxmlformats.org/drawingml/2006/picture">
+                  <pic:nvPicPr>
+                    <pic:cNvPr id="1" name=""/>
+                    <pic:cNvPicPr/>
+                  </pic:nvPicPr>
+                  <pic:blipFill>
+                    <a:blip r:embed="rId136"/>
+                    <a:stretch>
+                      <a:fillRect/>
+                    </a:stretch>
+                  </pic:blipFill>
+                  <pic:spPr>
+                    <a:xfrm>
+                      <a:off x="0" y="0"/>
+                      <a:ext cx="2305372" cy="1876687"/>
+                    </a:xfrm>
+                    <a:prstGeom prst="rect">
+                      <a:avLst/>
+                    </a:prstGeom>
+                  </pic:spPr>
+                </pic:pic>
+              </a:graphicData>
+            </a:graphic>
+          </wp:inline>
+        </w:drawing>
+      </w:r>
+    </w:p>
+    <w:p/>
     <w:p/>
     <w:sectPr>
       <w:pgSz w:w="11906" w:h="16838"/>
@@ -11055,7 +12139,7 @@
 </file>
 
 <file path=customXml/itemProps4.xml><?xml version="1.0" encoding="utf-8"?>
-<ds:datastoreItem xmlns:ds="http://schemas.openxmlformats.org/officeDocument/2006/customXml" ds:itemID="{16363CEE-7148-40C2-9B43-2D5E818E05E2}">
+<ds:datastoreItem xmlns:ds="http://schemas.openxmlformats.org/officeDocument/2006/customXml" ds:itemID="{7570C025-A2DE-4203-B094-C2BC2FD15CEC}">
   <ds:schemaRefs>
     <ds:schemaRef ds:uri="http://schemas.openxmlformats.org/officeDocument/2006/bibliography"/>
   </ds:schemaRefs>

--- a/apostila/Projeto Space for me3.docx
+++ b/apostila/Projeto Space for me3.docx
@@ -9941,6 +9941,9 @@
     </w:p>
     <w:p>
       <w:r>
+        <w:rPr>
+          <w:noProof/>
+        </w:rPr>
         <w:drawing>
           <wp:inline distT="0" distB="0" distL="0" distR="0" wp14:anchorId="3B15BDC8" wp14:editId="4C1E8649">
             <wp:extent cx="5163271" cy="247685"/>
@@ -9980,6 +9983,9 @@
     </w:p>
     <w:p>
       <w:r>
+        <w:rPr>
+          <w:noProof/>
+        </w:rPr>
         <w:drawing>
           <wp:inline distT="0" distB="0" distL="0" distR="0" wp14:anchorId="5E840C55" wp14:editId="53D04B7F">
             <wp:extent cx="2933700" cy="1304925"/>
@@ -10017,6 +10023,9 @@
         </w:drawing>
       </w:r>
       <w:r>
+        <w:rPr>
+          <w:noProof/>
+        </w:rPr>
         <w:drawing>
           <wp:inline distT="0" distB="0" distL="0" distR="0" wp14:anchorId="2DD06F96" wp14:editId="308A86C5">
             <wp:extent cx="2047875" cy="990600"/>
@@ -10097,6 +10106,9 @@
     </w:p>
     <w:p>
       <w:r>
+        <w:rPr>
+          <w:noProof/>
+        </w:rPr>
         <w:drawing>
           <wp:inline distT="0" distB="0" distL="0" distR="0" wp14:anchorId="67A776C1" wp14:editId="1E83AAA0">
             <wp:extent cx="3210373" cy="1733792"/>
@@ -10134,6 +10146,9 @@
         </w:drawing>
       </w:r>
       <w:r>
+        <w:rPr>
+          <w:noProof/>
+        </w:rPr>
         <w:drawing>
           <wp:inline distT="0" distB="0" distL="0" distR="0" wp14:anchorId="0BA45922" wp14:editId="3AFC1776">
             <wp:extent cx="2143424" cy="1124107"/>
@@ -10194,6 +10209,9 @@
     </w:p>
     <w:p>
       <w:r>
+        <w:rPr>
+          <w:noProof/>
+        </w:rPr>
         <w:drawing>
           <wp:inline distT="0" distB="0" distL="0" distR="0" wp14:anchorId="0F5D4305" wp14:editId="07E0C4E7">
             <wp:extent cx="4143953" cy="1352739"/>
@@ -10257,6 +10275,9 @@
     </w:p>
     <w:p>
       <w:r>
+        <w:rPr>
+          <w:noProof/>
+        </w:rPr>
         <w:drawing>
           <wp:inline distT="0" distB="0" distL="0" distR="0" wp14:anchorId="7401A4EE" wp14:editId="7E21373E">
             <wp:extent cx="4534533" cy="1467055"/>
@@ -10309,6 +10330,9 @@
     </w:p>
     <w:p>
       <w:r>
+        <w:rPr>
+          <w:noProof/>
+        </w:rPr>
         <w:drawing>
           <wp:inline distT="0" distB="0" distL="0" distR="0" wp14:anchorId="136F40E8" wp14:editId="304AE742">
             <wp:extent cx="5400040" cy="1184910"/>
@@ -10402,6 +10426,9 @@
     </w:p>
     <w:p>
       <w:r>
+        <w:rPr>
+          <w:noProof/>
+        </w:rPr>
         <w:drawing>
           <wp:inline distT="0" distB="0" distL="0" distR="0" wp14:anchorId="48DD6B39" wp14:editId="70909D5E">
             <wp:extent cx="5400040" cy="4526915"/>
@@ -10441,6 +10468,9 @@
     </w:p>
     <w:p>
       <w:r>
+        <w:rPr>
+          <w:noProof/>
+        </w:rPr>
         <w:drawing>
           <wp:inline distT="0" distB="0" distL="0" distR="0" wp14:anchorId="0774A0CE" wp14:editId="2049BADB">
             <wp:extent cx="1629002" cy="781159"/>
@@ -10512,6 +10542,9 @@
     </w:p>
     <w:p>
       <w:r>
+        <w:rPr>
+          <w:noProof/>
+        </w:rPr>
         <w:drawing>
           <wp:inline distT="0" distB="0" distL="0" distR="0" wp14:anchorId="0B05EC17" wp14:editId="7D3ED610">
             <wp:extent cx="3905795" cy="181000"/>
@@ -10549,6 +10582,9 @@
         </w:drawing>
       </w:r>
       <w:r>
+        <w:rPr>
+          <w:noProof/>
+        </w:rPr>
         <w:drawing>
           <wp:inline distT="0" distB="0" distL="0" distR="0" wp14:anchorId="2F6A2F35" wp14:editId="17A1CA2A">
             <wp:extent cx="1533739" cy="905001"/>
@@ -10677,11 +10713,12 @@
       <w:r>
         <w:t>E arredondamos os cantos</w:t>
       </w:r>
-      <w:bookmarkStart w:id="0" w:name="_GoBack"/>
-      <w:bookmarkEnd w:id="0"/>
-    </w:p>
-    <w:p>
-      <w:r>
+    </w:p>
+    <w:p>
+      <w:r>
+        <w:rPr>
+          <w:noProof/>
+        </w:rPr>
         <w:drawing>
           <wp:inline distT="0" distB="0" distL="0" distR="0" wp14:anchorId="3282EA4D" wp14:editId="63634A50">
             <wp:extent cx="2305372" cy="1876687"/>
@@ -10719,8 +10756,449 @@
         </w:drawing>
       </w:r>
     </w:p>
+    <w:p>
+      <w:r>
+        <w:t>79-</w:t>
+      </w:r>
+      <w:r>
+        <w:t xml:space="preserve">Trabalhando com o </w:t>
+      </w:r>
+      <w:proofErr w:type="spellStart"/>
+      <w:r>
+        <w:t>hover</w:t>
+      </w:r>
+      <w:proofErr w:type="spellEnd"/>
+      <w:r>
+        <w:t xml:space="preserve"> e o botão enviar mudamos uma cor de fundo ao passar o mouse utilizando o background-color, e também criamos uma animação com o </w:t>
+      </w:r>
+      <w:proofErr w:type="spellStart"/>
+      <w:r>
+        <w:t>transform</w:t>
+      </w:r>
+      <w:proofErr w:type="spellEnd"/>
+      <w:r>
+        <w:t xml:space="preserve"> </w:t>
+      </w:r>
+      <w:proofErr w:type="spellStart"/>
+      <w:proofErr w:type="gramStart"/>
+      <w:r>
+        <w:t>rotate</w:t>
+      </w:r>
+      <w:proofErr w:type="spellEnd"/>
+      <w:r>
+        <w:t xml:space="preserve">  e</w:t>
+      </w:r>
+      <w:proofErr w:type="gramEnd"/>
+      <w:r>
+        <w:t xml:space="preserve"> </w:t>
+      </w:r>
+      <w:proofErr w:type="spellStart"/>
+      <w:r>
+        <w:t>scale</w:t>
+      </w:r>
+      <w:proofErr w:type="spellEnd"/>
+      <w:r>
+        <w:t xml:space="preserve"> que ao passar o mouse ele realiza uma rotação e o </w:t>
+      </w:r>
+      <w:proofErr w:type="spellStart"/>
+      <w:r>
+        <w:t>scale</w:t>
+      </w:r>
+      <w:proofErr w:type="spellEnd"/>
+      <w:r>
+        <w:t xml:space="preserve"> aumenta o tamanho do botão.</w:t>
+      </w:r>
+    </w:p>
+    <w:p>
+      <w:proofErr w:type="spellStart"/>
+      <w:r>
+        <w:t>Obs</w:t>
+      </w:r>
+      <w:proofErr w:type="spellEnd"/>
+      <w:r>
+        <w:t xml:space="preserve">: (não podemos deixar de esquecer de colocar o </w:t>
+      </w:r>
+      <w:proofErr w:type="spellStart"/>
+      <w:r>
+        <w:t>transition</w:t>
+      </w:r>
+      <w:proofErr w:type="spellEnd"/>
+      <w:r>
+        <w:t xml:space="preserve"> na </w:t>
+      </w:r>
+      <w:proofErr w:type="spellStart"/>
+      <w:r>
+        <w:t>class</w:t>
+      </w:r>
+      <w:proofErr w:type="spellEnd"/>
+      <w:r>
+        <w:t xml:space="preserve"> enviar para controlar o tempo da animação)</w:t>
+      </w:r>
+    </w:p>
+    <w:p>
+      <w:r>
+        <w:drawing>
+          <wp:inline distT="0" distB="0" distL="0" distR="0" wp14:anchorId="62F59301" wp14:editId="02158926">
+            <wp:extent cx="2962688" cy="2991267"/>
+            <wp:effectExtent l="0" t="0" r="9525" b="0"/>
+            <wp:docPr id="161" name="Imagem 161"/>
+            <wp:cNvGraphicFramePr>
+              <a:graphicFrameLocks xmlns:a="http://schemas.openxmlformats.org/drawingml/2006/main" noChangeAspect="1"/>
+            </wp:cNvGraphicFramePr>
+            <a:graphic xmlns:a="http://schemas.openxmlformats.org/drawingml/2006/main">
+              <a:graphicData uri="http://schemas.openxmlformats.org/drawingml/2006/picture">
+                <pic:pic xmlns:pic="http://schemas.openxmlformats.org/drawingml/2006/picture">
+                  <pic:nvPicPr>
+                    <pic:cNvPr id="1" name=""/>
+                    <pic:cNvPicPr/>
+                  </pic:nvPicPr>
+                  <pic:blipFill>
+                    <a:blip r:embed="rId137"/>
+                    <a:stretch>
+                      <a:fillRect/>
+                    </a:stretch>
+                  </pic:blipFill>
+                  <pic:spPr>
+                    <a:xfrm>
+                      <a:off x="0" y="0"/>
+                      <a:ext cx="2962688" cy="2991267"/>
+                    </a:xfrm>
+                    <a:prstGeom prst="rect">
+                      <a:avLst/>
+                    </a:prstGeom>
+                  </pic:spPr>
+                </pic:pic>
+              </a:graphicData>
+            </a:graphic>
+          </wp:inline>
+        </w:drawing>
+      </w:r>
+    </w:p>
+    <w:p>
+      <w:r>
+        <w:t>80</w:t>
+      </w:r>
+      <w:r>
+        <w:t xml:space="preserve">-Na página de contato adicionamos uma tabela onde iniciamos utilizando as </w:t>
+      </w:r>
+      <w:proofErr w:type="spellStart"/>
+      <w:r>
+        <w:t>tags</w:t>
+      </w:r>
+      <w:proofErr w:type="spellEnd"/>
+      <w:r>
+        <w:t xml:space="preserve"> TR-&gt; linha da tabela e as </w:t>
+      </w:r>
+      <w:proofErr w:type="spellStart"/>
+      <w:r>
+        <w:t>tags</w:t>
+      </w:r>
+      <w:proofErr w:type="spellEnd"/>
+      <w:r>
+        <w:t xml:space="preserve"> TD -&gt;dados da tabela conforme o código abaixo:</w:t>
+      </w:r>
+    </w:p>
     <w:p/>
+    <w:p>
+      <w:r>
+        <w:lastRenderedPageBreak/>
+        <w:drawing>
+          <wp:inline distT="0" distB="0" distL="0" distR="0" wp14:anchorId="608EBB45" wp14:editId="7C70487E">
+            <wp:extent cx="1752600" cy="2724150"/>
+            <wp:effectExtent l="0" t="0" r="0" b="0"/>
+            <wp:docPr id="163" name="Imagem 163"/>
+            <wp:cNvGraphicFramePr>
+              <a:graphicFrameLocks xmlns:a="http://schemas.openxmlformats.org/drawingml/2006/main" noChangeAspect="1"/>
+            </wp:cNvGraphicFramePr>
+            <a:graphic xmlns:a="http://schemas.openxmlformats.org/drawingml/2006/main">
+              <a:graphicData uri="http://schemas.openxmlformats.org/drawingml/2006/picture">
+                <pic:pic xmlns:pic="http://schemas.openxmlformats.org/drawingml/2006/picture">
+                  <pic:nvPicPr>
+                    <pic:cNvPr id="1" name=""/>
+                    <pic:cNvPicPr/>
+                  </pic:nvPicPr>
+                  <pic:blipFill>
+                    <a:blip r:embed="rId138"/>
+                    <a:stretch>
+                      <a:fillRect/>
+                    </a:stretch>
+                  </pic:blipFill>
+                  <pic:spPr>
+                    <a:xfrm>
+                      <a:off x="0" y="0"/>
+                      <a:ext cx="1752863" cy="2724559"/>
+                    </a:xfrm>
+                    <a:prstGeom prst="rect">
+                      <a:avLst/>
+                    </a:prstGeom>
+                  </pic:spPr>
+                </pic:pic>
+              </a:graphicData>
+            </a:graphic>
+          </wp:inline>
+        </w:drawing>
+      </w:r>
+    </w:p>
+    <w:p>
+      <w:r>
+        <w:t>81-</w:t>
+      </w:r>
+      <w:r>
+        <w:t xml:space="preserve">Na tabela adicionamos </w:t>
+      </w:r>
+      <w:proofErr w:type="spellStart"/>
+      <w:r>
+        <w:t>thead</w:t>
+      </w:r>
+      <w:proofErr w:type="spellEnd"/>
+      <w:r>
+        <w:t xml:space="preserve"> -&gt; o cabeçalho da tabela e o </w:t>
+      </w:r>
+      <w:proofErr w:type="spellStart"/>
+      <w:r>
+        <w:t>th</w:t>
+      </w:r>
+      <w:proofErr w:type="spellEnd"/>
+      <w:r>
+        <w:t xml:space="preserve"> -&gt; dados do cabeçalho e o </w:t>
+      </w:r>
+      <w:proofErr w:type="spellStart"/>
+      <w:r>
+        <w:t>tbody</w:t>
+      </w:r>
+      <w:proofErr w:type="spellEnd"/>
+      <w:r>
+        <w:t xml:space="preserve"> o corpo da tabela.</w:t>
+      </w:r>
+    </w:p>
+    <w:p>
+      <w:r>
+        <w:drawing>
+          <wp:inline distT="0" distB="0" distL="0" distR="0" wp14:anchorId="0E020A16" wp14:editId="7F499507">
+            <wp:extent cx="1781424" cy="3896269"/>
+            <wp:effectExtent l="0" t="0" r="9525" b="0"/>
+            <wp:docPr id="171" name="Imagem 171"/>
+            <wp:cNvGraphicFramePr>
+              <a:graphicFrameLocks xmlns:a="http://schemas.openxmlformats.org/drawingml/2006/main" noChangeAspect="1"/>
+            </wp:cNvGraphicFramePr>
+            <a:graphic xmlns:a="http://schemas.openxmlformats.org/drawingml/2006/main">
+              <a:graphicData uri="http://schemas.openxmlformats.org/drawingml/2006/picture">
+                <pic:pic xmlns:pic="http://schemas.openxmlformats.org/drawingml/2006/picture">
+                  <pic:nvPicPr>
+                    <pic:cNvPr id="1" name=""/>
+                    <pic:cNvPicPr/>
+                  </pic:nvPicPr>
+                  <pic:blipFill>
+                    <a:blip r:embed="rId139"/>
+                    <a:stretch>
+                      <a:fillRect/>
+                    </a:stretch>
+                  </pic:blipFill>
+                  <pic:spPr>
+                    <a:xfrm>
+                      <a:off x="0" y="0"/>
+                      <a:ext cx="1781424" cy="3896269"/>
+                    </a:xfrm>
+                    <a:prstGeom prst="rect">
+                      <a:avLst/>
+                    </a:prstGeom>
+                  </pic:spPr>
+                </pic:pic>
+              </a:graphicData>
+            </a:graphic>
+          </wp:inline>
+        </w:drawing>
+      </w:r>
+    </w:p>
+    <w:p>
+      <w:r>
+        <w:t>82-</w:t>
+      </w:r>
+      <w:r>
+        <w:t xml:space="preserve">Adicionei uma cor de fundo no cabeçalho da tabela, mudamos a cor da letra para branco e encorpamos o </w:t>
+      </w:r>
+      <w:proofErr w:type="gramStart"/>
+      <w:r>
+        <w:t>texto .</w:t>
+      </w:r>
+      <w:proofErr w:type="gramEnd"/>
+    </w:p>
+    <w:p>
+      <w:r>
+        <w:t xml:space="preserve">No </w:t>
+      </w:r>
+      <w:proofErr w:type="spellStart"/>
+      <w:r>
+        <w:t>td</w:t>
+      </w:r>
+      <w:proofErr w:type="spellEnd"/>
+      <w:r>
+        <w:t xml:space="preserve">, </w:t>
+      </w:r>
+      <w:proofErr w:type="spellStart"/>
+      <w:r>
+        <w:t>th</w:t>
+      </w:r>
+      <w:proofErr w:type="spellEnd"/>
+      <w:r>
+        <w:t xml:space="preserve">-&gt; Inserimos uma borda solida e aumentamos o espaço interno tanto para cima como para baixo e do lado direito e esquerdo. </w:t>
+      </w:r>
+    </w:p>
     <w:p/>
+    <w:p>
+      <w:r>
+        <w:lastRenderedPageBreak/>
+        <w:drawing>
+          <wp:inline distT="0" distB="0" distL="0" distR="0" wp14:anchorId="6024A990" wp14:editId="1484D1CF">
+            <wp:extent cx="1838325" cy="1371600"/>
+            <wp:effectExtent l="0" t="0" r="9525" b="0"/>
+            <wp:docPr id="172" name="Imagem 172"/>
+            <wp:cNvGraphicFramePr>
+              <a:graphicFrameLocks xmlns:a="http://schemas.openxmlformats.org/drawingml/2006/main" noChangeAspect="1"/>
+            </wp:cNvGraphicFramePr>
+            <a:graphic xmlns:a="http://schemas.openxmlformats.org/drawingml/2006/main">
+              <a:graphicData uri="http://schemas.openxmlformats.org/drawingml/2006/picture">
+                <pic:pic xmlns:pic="http://schemas.openxmlformats.org/drawingml/2006/picture">
+                  <pic:nvPicPr>
+                    <pic:cNvPr id="1" name=""/>
+                    <pic:cNvPicPr/>
+                  </pic:nvPicPr>
+                  <pic:blipFill>
+                    <a:blip r:embed="rId140"/>
+                    <a:stretch>
+                      <a:fillRect/>
+                    </a:stretch>
+                  </pic:blipFill>
+                  <pic:spPr>
+                    <a:xfrm>
+                      <a:off x="0" y="0"/>
+                      <a:ext cx="1942138" cy="1449056"/>
+                    </a:xfrm>
+                    <a:prstGeom prst="rect">
+                      <a:avLst/>
+                    </a:prstGeom>
+                  </pic:spPr>
+                </pic:pic>
+              </a:graphicData>
+            </a:graphic>
+          </wp:inline>
+        </w:drawing>
+      </w:r>
+    </w:p>
+    <w:p>
+      <w:r>
+        <w:t xml:space="preserve">83-Trabalhando com a página do Home copiamos o </w:t>
+      </w:r>
+      <w:proofErr w:type="spellStart"/>
+      <w:r>
+        <w:t>hmtl</w:t>
+      </w:r>
+      <w:proofErr w:type="spellEnd"/>
+      <w:r>
+        <w:t xml:space="preserve"> do header que é o nosso menu que já se encontrava pronto na outra página e o </w:t>
+      </w:r>
+      <w:proofErr w:type="spellStart"/>
+      <w:r>
+        <w:t>css</w:t>
+      </w:r>
+      <w:proofErr w:type="spellEnd"/>
+      <w:r>
+        <w:t xml:space="preserve"> da configuração do mesmo e colocamos na nossa página do home no style.css e repetimos o mesmo processo com </w:t>
+      </w:r>
+      <w:proofErr w:type="spellStart"/>
+      <w:r>
+        <w:t>footer</w:t>
+      </w:r>
+      <w:proofErr w:type="spellEnd"/>
+      <w:r>
+        <w:t xml:space="preserve"> com isso já ficou pronto o menu e nosso rodapé da página.</w:t>
+      </w:r>
+    </w:p>
+    <w:p>
+      <w:r>
+        <w:drawing>
+          <wp:inline distT="0" distB="0" distL="0" distR="0" wp14:anchorId="340C4BB6" wp14:editId="56C14F25">
+            <wp:extent cx="4324954" cy="1933845"/>
+            <wp:effectExtent l="0" t="0" r="0" b="9525"/>
+            <wp:docPr id="173" name="Imagem 173"/>
+            <wp:cNvGraphicFramePr>
+              <a:graphicFrameLocks xmlns:a="http://schemas.openxmlformats.org/drawingml/2006/main" noChangeAspect="1"/>
+            </wp:cNvGraphicFramePr>
+            <a:graphic xmlns:a="http://schemas.openxmlformats.org/drawingml/2006/main">
+              <a:graphicData uri="http://schemas.openxmlformats.org/drawingml/2006/picture">
+                <pic:pic xmlns:pic="http://schemas.openxmlformats.org/drawingml/2006/picture">
+                  <pic:nvPicPr>
+                    <pic:cNvPr id="1" name=""/>
+                    <pic:cNvPicPr/>
+                  </pic:nvPicPr>
+                  <pic:blipFill>
+                    <a:blip r:embed="rId141"/>
+                    <a:stretch>
+                      <a:fillRect/>
+                    </a:stretch>
+                  </pic:blipFill>
+                  <pic:spPr>
+                    <a:xfrm>
+                      <a:off x="0" y="0"/>
+                      <a:ext cx="4324954" cy="1933845"/>
+                    </a:xfrm>
+                    <a:prstGeom prst="rect">
+                      <a:avLst/>
+                    </a:prstGeom>
+                  </pic:spPr>
+                </pic:pic>
+              </a:graphicData>
+            </a:graphic>
+          </wp:inline>
+        </w:drawing>
+      </w:r>
+    </w:p>
+    <w:p>
+      <w:r>
+        <w:drawing>
+          <wp:inline distT="0" distB="0" distL="0" distR="0" wp14:anchorId="41BCEACB" wp14:editId="078855D3">
+            <wp:extent cx="3982006" cy="762106"/>
+            <wp:effectExtent l="0" t="0" r="0" b="0"/>
+            <wp:docPr id="174" name="Imagem 174"/>
+            <wp:cNvGraphicFramePr>
+              <a:graphicFrameLocks xmlns:a="http://schemas.openxmlformats.org/drawingml/2006/main" noChangeAspect="1"/>
+            </wp:cNvGraphicFramePr>
+            <a:graphic xmlns:a="http://schemas.openxmlformats.org/drawingml/2006/main">
+              <a:graphicData uri="http://schemas.openxmlformats.org/drawingml/2006/picture">
+                <pic:pic xmlns:pic="http://schemas.openxmlformats.org/drawingml/2006/picture">
+                  <pic:nvPicPr>
+                    <pic:cNvPr id="1" name=""/>
+                    <pic:cNvPicPr/>
+                  </pic:nvPicPr>
+                  <pic:blipFill>
+                    <a:blip r:embed="rId142"/>
+                    <a:stretch>
+                      <a:fillRect/>
+                    </a:stretch>
+                  </pic:blipFill>
+                  <pic:spPr>
+                    <a:xfrm>
+                      <a:off x="0" y="0"/>
+                      <a:ext cx="3982006" cy="762106"/>
+                    </a:xfrm>
+                    <a:prstGeom prst="rect">
+                      <a:avLst/>
+                    </a:prstGeom>
+                  </pic:spPr>
+                </pic:pic>
+              </a:graphicData>
+            </a:graphic>
+          </wp:inline>
+        </w:drawing>
+      </w:r>
+    </w:p>
+    <w:p>
+      <w:r>
+        <w:t>84-</w:t>
+      </w:r>
+      <w:bookmarkStart w:id="0" w:name="_GoBack"/>
+      <w:bookmarkEnd w:id="0"/>
+    </w:p>
     <w:sectPr>
       <w:pgSz w:w="11906" w:h="16838"/>
       <w:pgMar w:top="1417" w:right="1701" w:bottom="1417" w:left="1701" w:header="708" w:footer="708" w:gutter="0"/>
@@ -12139,7 +12617,7 @@
 </file>
 
 <file path=customXml/itemProps4.xml><?xml version="1.0" encoding="utf-8"?>
-<ds:datastoreItem xmlns:ds="http://schemas.openxmlformats.org/officeDocument/2006/customXml" ds:itemID="{7570C025-A2DE-4203-B094-C2BC2FD15CEC}">
+<ds:datastoreItem xmlns:ds="http://schemas.openxmlformats.org/officeDocument/2006/customXml" ds:itemID="{43984865-3143-48FF-946D-9D54B1C73D0C}">
   <ds:schemaRefs>
     <ds:schemaRef ds:uri="http://schemas.openxmlformats.org/officeDocument/2006/bibliography"/>
   </ds:schemaRefs>

--- a/apostila/Projeto Space for me3.docx
+++ b/apostila/Projeto Space for me3.docx
@@ -10837,6 +10837,9 @@
     </w:p>
     <w:p>
       <w:r>
+        <w:rPr>
+          <w:noProof/>
+        </w:rPr>
         <w:drawing>
           <wp:inline distT="0" distB="0" distL="0" distR="0" wp14:anchorId="62F59301" wp14:editId="02158926">
             <wp:extent cx="2962688" cy="2991267"/>
@@ -10901,6 +10904,9 @@
     <w:p/>
     <w:p>
       <w:r>
+        <w:rPr>
+          <w:noProof/>
+        </w:rPr>
         <w:lastRenderedPageBreak/>
         <w:drawing>
           <wp:inline distT="0" distB="0" distL="0" distR="0" wp14:anchorId="608EBB45" wp14:editId="7C70487E">
@@ -10973,6 +10979,9 @@
     </w:p>
     <w:p>
       <w:r>
+        <w:rPr>
+          <w:noProof/>
+        </w:rPr>
         <w:drawing>
           <wp:inline distT="0" distB="0" distL="0" distR="0" wp14:anchorId="0E020A16" wp14:editId="7F499507">
             <wp:extent cx="1781424" cy="3896269"/>
@@ -11047,6 +11056,9 @@
     <w:p/>
     <w:p>
       <w:r>
+        <w:rPr>
+          <w:noProof/>
+        </w:rPr>
         <w:lastRenderedPageBreak/>
         <w:drawing>
           <wp:inline distT="0" distB="0" distL="0" distR="0" wp14:anchorId="6024A990" wp14:editId="1484D1CF">
@@ -11116,6 +11128,9 @@
     </w:p>
     <w:p>
       <w:r>
+        <w:rPr>
+          <w:noProof/>
+        </w:rPr>
         <w:drawing>
           <wp:inline distT="0" distB="0" distL="0" distR="0" wp14:anchorId="340C4BB6" wp14:editId="56C14F25">
             <wp:extent cx="4324954" cy="1933845"/>
@@ -11155,6 +11170,9 @@
     </w:p>
     <w:p>
       <w:r>
+        <w:rPr>
+          <w:noProof/>
+        </w:rPr>
         <w:drawing>
           <wp:inline distT="0" distB="0" distL="0" distR="0" wp14:anchorId="41BCEACB" wp14:editId="078855D3">
             <wp:extent cx="3982006" cy="762106"/>
@@ -11196,8 +11214,842 @@
       <w:r>
         <w:t>84-</w:t>
       </w:r>
+      <w:r>
+        <w:t xml:space="preserve">Aumentamos a largura da imagem </w:t>
+      </w:r>
+      <w:r>
+        <w:t xml:space="preserve">do banner para ocupar 100% do espaço na página e demos uma largura para o </w:t>
+      </w:r>
+      <w:proofErr w:type="spellStart"/>
+      <w:r>
+        <w:t>main</w:t>
+      </w:r>
+      <w:proofErr w:type="spellEnd"/>
+      <w:r>
+        <w:t xml:space="preserve"> e centralizamos o conteúdo dentro dele.</w:t>
+      </w:r>
+    </w:p>
+    <w:p>
+      <w:r>
+        <w:drawing>
+          <wp:inline distT="0" distB="0" distL="0" distR="0" wp14:anchorId="307F21B0" wp14:editId="183C3881">
+            <wp:extent cx="1267002" cy="1133633"/>
+            <wp:effectExtent l="0" t="0" r="9525" b="9525"/>
+            <wp:docPr id="162" name="Imagem 162"/>
+            <wp:cNvGraphicFramePr>
+              <a:graphicFrameLocks xmlns:a="http://schemas.openxmlformats.org/drawingml/2006/main" noChangeAspect="1"/>
+            </wp:cNvGraphicFramePr>
+            <a:graphic xmlns:a="http://schemas.openxmlformats.org/drawingml/2006/main">
+              <a:graphicData uri="http://schemas.openxmlformats.org/drawingml/2006/picture">
+                <pic:pic xmlns:pic="http://schemas.openxmlformats.org/drawingml/2006/picture">
+                  <pic:nvPicPr>
+                    <pic:cNvPr id="1" name=""/>
+                    <pic:cNvPicPr/>
+                  </pic:nvPicPr>
+                  <pic:blipFill>
+                    <a:blip r:embed="rId143"/>
+                    <a:stretch>
+                      <a:fillRect/>
+                    </a:stretch>
+                  </pic:blipFill>
+                  <pic:spPr>
+                    <a:xfrm>
+                      <a:off x="0" y="0"/>
+                      <a:ext cx="1267002" cy="1133633"/>
+                    </a:xfrm>
+                    <a:prstGeom prst="rect">
+                      <a:avLst/>
+                    </a:prstGeom>
+                  </pic:spPr>
+                </pic:pic>
+              </a:graphicData>
+            </a:graphic>
+          </wp:inline>
+        </w:drawing>
+      </w:r>
+      <w:r>
+        <w:tab/>
+      </w:r>
+    </w:p>
+    <w:p>
+      <w:r>
+        <w:t xml:space="preserve">85-Na paginado </w:t>
+      </w:r>
+      <w:proofErr w:type="spellStart"/>
+      <w:proofErr w:type="gramStart"/>
+      <w:r>
+        <w:t>index.hmtl</w:t>
+      </w:r>
+      <w:proofErr w:type="spellEnd"/>
+      <w:proofErr w:type="gramEnd"/>
+      <w:r>
+        <w:t xml:space="preserve"> trocamos as </w:t>
+      </w:r>
+      <w:proofErr w:type="spellStart"/>
+      <w:r>
+        <w:t>div</w:t>
+      </w:r>
+      <w:proofErr w:type="spellEnd"/>
+      <w:r>
+        <w:t xml:space="preserve"> por </w:t>
+      </w:r>
+      <w:proofErr w:type="spellStart"/>
+      <w:r>
+        <w:t>section</w:t>
+      </w:r>
+      <w:proofErr w:type="spellEnd"/>
+      <w:r>
+        <w:t xml:space="preserve"> a diferença entra </w:t>
+      </w:r>
+      <w:proofErr w:type="spellStart"/>
+      <w:r>
+        <w:t>div</w:t>
+      </w:r>
+      <w:proofErr w:type="spellEnd"/>
+      <w:r>
+        <w:t xml:space="preserve"> e </w:t>
+      </w:r>
+      <w:proofErr w:type="spellStart"/>
+      <w:r>
+        <w:t>section</w:t>
+      </w:r>
+      <w:proofErr w:type="spellEnd"/>
+      <w:r>
+        <w:t xml:space="preserve"> e que </w:t>
+      </w:r>
+      <w:proofErr w:type="spellStart"/>
+      <w:r>
+        <w:t>div</w:t>
+      </w:r>
+      <w:proofErr w:type="spellEnd"/>
+      <w:r>
+        <w:t xml:space="preserve"> geralmente é usada para conteúdo visual dentro dela e não necessariamente são correspondentes ao mesmo assunto.</w:t>
+      </w:r>
+    </w:p>
+    <w:p>
+      <w:r>
+        <w:t xml:space="preserve">Ao contrario da </w:t>
+      </w:r>
+      <w:proofErr w:type="spellStart"/>
+      <w:r>
+        <w:t>div</w:t>
+      </w:r>
+      <w:proofErr w:type="spellEnd"/>
+      <w:r>
+        <w:t xml:space="preserve"> o </w:t>
+      </w:r>
+      <w:proofErr w:type="spellStart"/>
+      <w:r>
+        <w:t>section</w:t>
+      </w:r>
+      <w:proofErr w:type="spellEnd"/>
+      <w:r>
+        <w:t xml:space="preserve"> cria uma divisão na página em que o conteúdo interno está relacionado </w:t>
+      </w:r>
+      <w:proofErr w:type="gramStart"/>
+      <w:r>
+        <w:t>a um único tema ou seja</w:t>
+      </w:r>
+      <w:proofErr w:type="gramEnd"/>
+      <w:r>
+        <w:t xml:space="preserve"> ao mesmo assunto então por tal motivo trocamos a </w:t>
+      </w:r>
+      <w:proofErr w:type="spellStart"/>
+      <w:r>
+        <w:t>div</w:t>
+      </w:r>
+      <w:proofErr w:type="spellEnd"/>
+      <w:r>
+        <w:t xml:space="preserve"> principal por </w:t>
+      </w:r>
+      <w:proofErr w:type="spellStart"/>
+      <w:r>
+        <w:t>section</w:t>
+      </w:r>
+      <w:proofErr w:type="spellEnd"/>
+      <w:r>
+        <w:t xml:space="preserve"> e a </w:t>
+      </w:r>
+      <w:proofErr w:type="spellStart"/>
+      <w:r>
+        <w:t>div</w:t>
+      </w:r>
+      <w:proofErr w:type="spellEnd"/>
+      <w:r>
+        <w:t xml:space="preserve"> benefícios.</w:t>
+      </w:r>
+    </w:p>
+    <w:p>
+      <w:r>
+        <w:drawing>
+          <wp:inline distT="0" distB="0" distL="0" distR="0" wp14:anchorId="16D166F3" wp14:editId="7A672E26">
+            <wp:extent cx="1724266" cy="219106"/>
+            <wp:effectExtent l="0" t="0" r="0" b="9525"/>
+            <wp:docPr id="175" name="Imagem 175"/>
+            <wp:cNvGraphicFramePr>
+              <a:graphicFrameLocks xmlns:a="http://schemas.openxmlformats.org/drawingml/2006/main" noChangeAspect="1"/>
+            </wp:cNvGraphicFramePr>
+            <a:graphic xmlns:a="http://schemas.openxmlformats.org/drawingml/2006/main">
+              <a:graphicData uri="http://schemas.openxmlformats.org/drawingml/2006/picture">
+                <pic:pic xmlns:pic="http://schemas.openxmlformats.org/drawingml/2006/picture">
+                  <pic:nvPicPr>
+                    <pic:cNvPr id="1" name=""/>
+                    <pic:cNvPicPr/>
+                  </pic:nvPicPr>
+                  <pic:blipFill>
+                    <a:blip r:embed="rId144"/>
+                    <a:stretch>
+                      <a:fillRect/>
+                    </a:stretch>
+                  </pic:blipFill>
+                  <pic:spPr>
+                    <a:xfrm>
+                      <a:off x="0" y="0"/>
+                      <a:ext cx="1724266" cy="219106"/>
+                    </a:xfrm>
+                    <a:prstGeom prst="rect">
+                      <a:avLst/>
+                    </a:prstGeom>
+                  </pic:spPr>
+                </pic:pic>
+              </a:graphicData>
+            </a:graphic>
+          </wp:inline>
+        </w:drawing>
+      </w:r>
+    </w:p>
+    <w:p>
+      <w:r>
+        <w:drawing>
+          <wp:inline distT="0" distB="0" distL="0" distR="0" wp14:anchorId="6246C687" wp14:editId="503B0A26">
+            <wp:extent cx="1752845" cy="190527"/>
+            <wp:effectExtent l="0" t="0" r="0" b="0"/>
+            <wp:docPr id="176" name="Imagem 176"/>
+            <wp:cNvGraphicFramePr>
+              <a:graphicFrameLocks xmlns:a="http://schemas.openxmlformats.org/drawingml/2006/main" noChangeAspect="1"/>
+            </wp:cNvGraphicFramePr>
+            <a:graphic xmlns:a="http://schemas.openxmlformats.org/drawingml/2006/main">
+              <a:graphicData uri="http://schemas.openxmlformats.org/drawingml/2006/picture">
+                <pic:pic xmlns:pic="http://schemas.openxmlformats.org/drawingml/2006/picture">
+                  <pic:nvPicPr>
+                    <pic:cNvPr id="1" name=""/>
+                    <pic:cNvPicPr/>
+                  </pic:nvPicPr>
+                  <pic:blipFill>
+                    <a:blip r:embed="rId145"/>
+                    <a:stretch>
+                      <a:fillRect/>
+                    </a:stretch>
+                  </pic:blipFill>
+                  <pic:spPr>
+                    <a:xfrm>
+                      <a:off x="0" y="0"/>
+                      <a:ext cx="1752845" cy="190527"/>
+                    </a:xfrm>
+                    <a:prstGeom prst="rect">
+                      <a:avLst/>
+                    </a:prstGeom>
+                  </pic:spPr>
+                </pic:pic>
+              </a:graphicData>
+            </a:graphic>
+          </wp:inline>
+        </w:drawing>
+      </w:r>
+    </w:p>
+    <w:p>
+      <w:r>
+        <w:lastRenderedPageBreak/>
+        <w:t xml:space="preserve">86-Adicionamos a </w:t>
+      </w:r>
+      <w:proofErr w:type="spellStart"/>
+      <w:r>
+        <w:t>class</w:t>
+      </w:r>
+      <w:proofErr w:type="spellEnd"/>
+      <w:r>
+        <w:t xml:space="preserve"> </w:t>
+      </w:r>
+      <w:proofErr w:type="spellStart"/>
+      <w:r>
+        <w:t>titulo</w:t>
+      </w:r>
+      <w:proofErr w:type="spellEnd"/>
+      <w:r>
+        <w:t>-principal no h2 e h3 da nossa página centralizando os subtítulos e aumentando tamanho da fonte utilizando a medida (em) que significa por exemplo 1em e igual a medida padrão do navegador 2em e dobro da medida padrão e assim por diante ao utilizarmos.</w:t>
+      </w:r>
+    </w:p>
+    <w:p>
+      <w:r>
+        <w:t xml:space="preserve">E para finalizar colocamos um espaço externo para baixo de 1em proximamente de 16px com </w:t>
+      </w:r>
+      <w:proofErr w:type="spellStart"/>
+      <w:r>
+        <w:t>margin</w:t>
+      </w:r>
+      <w:proofErr w:type="spellEnd"/>
+      <w:r>
+        <w:t>: 0 0 1em;</w:t>
+      </w:r>
+    </w:p>
+    <w:p>
+      <w:r>
+        <w:drawing>
+          <wp:inline distT="0" distB="0" distL="0" distR="0" wp14:anchorId="01692241" wp14:editId="3953D8E0">
+            <wp:extent cx="1209844" cy="809738"/>
+            <wp:effectExtent l="0" t="0" r="9525" b="9525"/>
+            <wp:docPr id="177" name="Imagem 177"/>
+            <wp:cNvGraphicFramePr>
+              <a:graphicFrameLocks xmlns:a="http://schemas.openxmlformats.org/drawingml/2006/main" noChangeAspect="1"/>
+            </wp:cNvGraphicFramePr>
+            <a:graphic xmlns:a="http://schemas.openxmlformats.org/drawingml/2006/main">
+              <a:graphicData uri="http://schemas.openxmlformats.org/drawingml/2006/picture">
+                <pic:pic xmlns:pic="http://schemas.openxmlformats.org/drawingml/2006/picture">
+                  <pic:nvPicPr>
+                    <pic:cNvPr id="1" name=""/>
+                    <pic:cNvPicPr/>
+                  </pic:nvPicPr>
+                  <pic:blipFill>
+                    <a:blip r:embed="rId146"/>
+                    <a:stretch>
+                      <a:fillRect/>
+                    </a:stretch>
+                  </pic:blipFill>
+                  <pic:spPr>
+                    <a:xfrm>
+                      <a:off x="0" y="0"/>
+                      <a:ext cx="1209844" cy="809738"/>
+                    </a:xfrm>
+                    <a:prstGeom prst="rect">
+                      <a:avLst/>
+                    </a:prstGeom>
+                  </pic:spPr>
+                </pic:pic>
+              </a:graphicData>
+            </a:graphic>
+          </wp:inline>
+        </w:drawing>
+      </w:r>
+    </w:p>
+    <w:p>
+      <w:r>
+        <w:t xml:space="preserve">87-Para colocar um espaço entre os parágrafos da nossa </w:t>
+      </w:r>
+      <w:proofErr w:type="spellStart"/>
+      <w:r>
+        <w:t>section</w:t>
+      </w:r>
+      <w:proofErr w:type="spellEnd"/>
+      <w:r>
+        <w:t xml:space="preserve"> principal utilizamos o seguinte código:</w:t>
+      </w:r>
+      <w:r>
+        <w:tab/>
+      </w:r>
+    </w:p>
+    <w:p>
+      <w:r>
+        <w:drawing>
+          <wp:inline distT="0" distB="0" distL="0" distR="0" wp14:anchorId="53A83573" wp14:editId="771766B9">
+            <wp:extent cx="1562318" cy="600159"/>
+            <wp:effectExtent l="0" t="0" r="0" b="9525"/>
+            <wp:docPr id="178" name="Imagem 178"/>
+            <wp:cNvGraphicFramePr>
+              <a:graphicFrameLocks xmlns:a="http://schemas.openxmlformats.org/drawingml/2006/main" noChangeAspect="1"/>
+            </wp:cNvGraphicFramePr>
+            <a:graphic xmlns:a="http://schemas.openxmlformats.org/drawingml/2006/main">
+              <a:graphicData uri="http://schemas.openxmlformats.org/drawingml/2006/picture">
+                <pic:pic xmlns:pic="http://schemas.openxmlformats.org/drawingml/2006/picture">
+                  <pic:nvPicPr>
+                    <pic:cNvPr id="1" name=""/>
+                    <pic:cNvPicPr/>
+                  </pic:nvPicPr>
+                  <pic:blipFill>
+                    <a:blip r:embed="rId147"/>
+                    <a:stretch>
+                      <a:fillRect/>
+                    </a:stretch>
+                  </pic:blipFill>
+                  <pic:spPr>
+                    <a:xfrm>
+                      <a:off x="0" y="0"/>
+                      <a:ext cx="1562318" cy="600159"/>
+                    </a:xfrm>
+                    <a:prstGeom prst="rect">
+                      <a:avLst/>
+                    </a:prstGeom>
+                  </pic:spPr>
+                </pic:pic>
+              </a:graphicData>
+            </a:graphic>
+          </wp:inline>
+        </w:drawing>
+      </w:r>
+    </w:p>
+    <w:p>
+      <w:r>
+        <w:t xml:space="preserve">88-Utilizando o </w:t>
+      </w:r>
+      <w:proofErr w:type="spellStart"/>
+      <w:r>
+        <w:t>css</w:t>
+      </w:r>
+      <w:proofErr w:type="spellEnd"/>
+      <w:r>
+        <w:t xml:space="preserve"> como referência para aplicar as propriedades usamos os seguintes códigos:</w:t>
+      </w:r>
+    </w:p>
+    <w:p>
+      <w:pPr>
+        <w:pStyle w:val="PargrafodaLista"/>
+        <w:numPr>
+          <w:ilvl w:val="0"/>
+          <w:numId w:val="3"/>
+        </w:numPr>
+      </w:pPr>
+      <w:r>
+        <w:t xml:space="preserve">Encorpamos o texto </w:t>
+      </w:r>
+      <w:r>
+        <w:t xml:space="preserve">deixando em negrito </w:t>
+      </w:r>
+      <w:proofErr w:type="gramStart"/>
+      <w:r>
+        <w:t>(.principal</w:t>
+      </w:r>
+      <w:proofErr w:type="gramEnd"/>
+      <w:r>
+        <w:t xml:space="preserve"> Strong)</w:t>
+      </w:r>
+    </w:p>
+    <w:p>
+      <w:pPr>
+        <w:pStyle w:val="PargrafodaLista"/>
+        <w:numPr>
+          <w:ilvl w:val="0"/>
+          <w:numId w:val="3"/>
+        </w:numPr>
+      </w:pPr>
+      <w:r>
+        <w:t xml:space="preserve">Deixamos o texto e, </w:t>
+      </w:r>
+      <w:proofErr w:type="spellStart"/>
+      <w:r>
+        <w:t>italic</w:t>
+      </w:r>
+      <w:proofErr w:type="spellEnd"/>
+      <w:r>
+        <w:t xml:space="preserve"> </w:t>
+      </w:r>
+      <w:proofErr w:type="gramStart"/>
+      <w:r>
+        <w:t>(.principal</w:t>
+      </w:r>
+      <w:proofErr w:type="gramEnd"/>
+      <w:r>
+        <w:t xml:space="preserve"> em)</w:t>
+      </w:r>
+    </w:p>
+    <w:p>
+      <w:r>
+        <w:rPr>
+          <w:noProof/>
+        </w:rPr>
+        <mc:AlternateContent>
+          <mc:Choice Requires="wps">
+            <w:drawing>
+              <wp:anchor distT="0" distB="0" distL="114300" distR="114300" simplePos="0" relativeHeight="251702272" behindDoc="0" locked="0" layoutInCell="1" allowOverlap="1" wp14:anchorId="214E338A" wp14:editId="3AF3EA1A">
+                <wp:simplePos x="0" y="0"/>
+                <wp:positionH relativeFrom="column">
+                  <wp:posOffset>1329690</wp:posOffset>
+                </wp:positionH>
+                <wp:positionV relativeFrom="paragraph">
+                  <wp:posOffset>780415</wp:posOffset>
+                </wp:positionV>
+                <wp:extent cx="742950" cy="1276350"/>
+                <wp:effectExtent l="0" t="0" r="57150" b="57150"/>
+                <wp:wrapNone/>
+                <wp:docPr id="183" name="Conector de Seta Reta 183"/>
+                <wp:cNvGraphicFramePr/>
+                <a:graphic xmlns:a="http://schemas.openxmlformats.org/drawingml/2006/main">
+                  <a:graphicData uri="http://schemas.microsoft.com/office/word/2010/wordprocessingShape">
+                    <wps:wsp>
+                      <wps:cNvCnPr/>
+                      <wps:spPr>
+                        <a:xfrm>
+                          <a:off x="0" y="0"/>
+                          <a:ext cx="742950" cy="1276350"/>
+                        </a:xfrm>
+                        <a:prstGeom prst="straightConnector1">
+                          <a:avLst/>
+                        </a:prstGeom>
+                        <a:ln>
+                          <a:tailEnd type="triangle"/>
+                        </a:ln>
+                      </wps:spPr>
+                      <wps:style>
+                        <a:lnRef idx="1">
+                          <a:schemeClr val="accent1"/>
+                        </a:lnRef>
+                        <a:fillRef idx="0">
+                          <a:schemeClr val="accent1"/>
+                        </a:fillRef>
+                        <a:effectRef idx="0">
+                          <a:schemeClr val="accent1"/>
+                        </a:effectRef>
+                        <a:fontRef idx="minor">
+                          <a:schemeClr val="tx1"/>
+                        </a:fontRef>
+                      </wps:style>
+                      <wps:bodyPr/>
+                    </wps:wsp>
+                  </a:graphicData>
+                </a:graphic>
+              </wp:anchor>
+            </w:drawing>
+          </mc:Choice>
+          <mc:Fallback>
+            <w:pict>
+              <v:shapetype w14:anchorId="2ACDA64E" id="_x0000_t32" coordsize="21600,21600" o:spt="32" o:oned="t" path="m,l21600,21600e" filled="f">
+                <v:path arrowok="t" fillok="f" o:connecttype="none"/>
+                <o:lock v:ext="edit" shapetype="t"/>
+              </v:shapetype>
+              <v:shape id="Conector de Seta Reta 183" o:spid="_x0000_s1026" type="#_x0000_t32" style="position:absolute;margin-left:104.7pt;margin-top:61.45pt;width:58.5pt;height:100.5pt;z-index:251702272;visibility:visible;mso-wrap-style:square;mso-wrap-distance-left:9pt;mso-wrap-distance-top:0;mso-wrap-distance-right:9pt;mso-wrap-distance-bottom:0;mso-position-horizontal:absolute;mso-position-horizontal-relative:text;mso-position-vertical:absolute;mso-position-vertical-relative:text" o:gfxdata="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" strokecolor="#4472c4 [3204]" strokeweight=".5pt">
+                <v:stroke endarrow="block" joinstyle="miter"/>
+              </v:shape>
+            </w:pict>
+          </mc:Fallback>
+        </mc:AlternateContent>
+      </w:r>
+      <w:r>
+        <w:rPr>
+          <w:noProof/>
+        </w:rPr>
+        <mc:AlternateContent>
+          <mc:Choice Requires="wps">
+            <w:drawing>
+              <wp:anchor distT="0" distB="0" distL="114300" distR="114300" simplePos="0" relativeHeight="251701248" behindDoc="0" locked="0" layoutInCell="1" allowOverlap="1" wp14:anchorId="073551B1" wp14:editId="5A91F083">
+                <wp:simplePos x="0" y="0"/>
+                <wp:positionH relativeFrom="column">
+                  <wp:posOffset>1091565</wp:posOffset>
+                </wp:positionH>
+                <wp:positionV relativeFrom="paragraph">
+                  <wp:posOffset>1256664</wp:posOffset>
+                </wp:positionV>
+                <wp:extent cx="45719" cy="790575"/>
+                <wp:effectExtent l="76200" t="0" r="50165" b="47625"/>
+                <wp:wrapNone/>
+                <wp:docPr id="182" name="Conector de Seta Reta 182"/>
+                <wp:cNvGraphicFramePr/>
+                <a:graphic xmlns:a="http://schemas.openxmlformats.org/drawingml/2006/main">
+                  <a:graphicData uri="http://schemas.microsoft.com/office/word/2010/wordprocessingShape">
+                    <wps:wsp>
+                      <wps:cNvCnPr/>
+                      <wps:spPr>
+                        <a:xfrm flipH="1">
+                          <a:off x="0" y="0"/>
+                          <a:ext cx="45719" cy="790575"/>
+                        </a:xfrm>
+                        <a:prstGeom prst="straightConnector1">
+                          <a:avLst/>
+                        </a:prstGeom>
+                        <a:ln>
+                          <a:tailEnd type="triangle"/>
+                        </a:ln>
+                      </wps:spPr>
+                      <wps:style>
+                        <a:lnRef idx="1">
+                          <a:schemeClr val="accent1"/>
+                        </a:lnRef>
+                        <a:fillRef idx="0">
+                          <a:schemeClr val="accent1"/>
+                        </a:fillRef>
+                        <a:effectRef idx="0">
+                          <a:schemeClr val="accent1"/>
+                        </a:effectRef>
+                        <a:fontRef idx="minor">
+                          <a:schemeClr val="tx1"/>
+                        </a:fontRef>
+                      </wps:style>
+                      <wps:bodyPr/>
+                    </wps:wsp>
+                  </a:graphicData>
+                </a:graphic>
+                <wp14:sizeRelH relativeFrom="margin">
+                  <wp14:pctWidth>0</wp14:pctWidth>
+                </wp14:sizeRelH>
+                <wp14:sizeRelV relativeFrom="margin">
+                  <wp14:pctHeight>0</wp14:pctHeight>
+                </wp14:sizeRelV>
+              </wp:anchor>
+            </w:drawing>
+          </mc:Choice>
+          <mc:Fallback>
+            <w:pict>
+              <v:shape w14:anchorId="393ED1BA" id="Conector de Seta Reta 182" o:spid="_x0000_s1026" type="#_x0000_t32" style="position:absolute;margin-left:85.95pt;margin-top:98.95pt;width:3.6pt;height:62.25pt;flip:x;z-index:251701248;visibility:visible;mso-wrap-style:square;mso-width-percent:0;mso-height-percent:0;mso-wrap-distance-left:9pt;mso-wrap-distance-top:0;mso-wrap-distance-right:9pt;mso-wrap-distance-bottom:0;mso-position-horizontal:absolute;mso-position-horizontal-relative:text;mso-position-vertical:absolute;mso-position-vertical-relative:text;mso-width-percent:0;mso-height-percent:0;mso-width-relative:margin;mso-height-relative:margin" o:gfxdata="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" strokecolor="#4472c4 [3204]" strokeweight=".5pt">
+                <v:stroke endarrow="block" joinstyle="miter"/>
+              </v:shape>
+            </w:pict>
+          </mc:Fallback>
+        </mc:AlternateContent>
+      </w:r>
+      <w:r>
+        <w:drawing>
+          <wp:inline distT="0" distB="0" distL="0" distR="0" wp14:anchorId="7CF0B11C" wp14:editId="38C78332">
+            <wp:extent cx="1533739" cy="1400370"/>
+            <wp:effectExtent l="0" t="0" r="9525" b="9525"/>
+            <wp:docPr id="179" name="Imagem 179"/>
+            <wp:cNvGraphicFramePr>
+              <a:graphicFrameLocks xmlns:a="http://schemas.openxmlformats.org/drawingml/2006/main" noChangeAspect="1"/>
+            </wp:cNvGraphicFramePr>
+            <a:graphic xmlns:a="http://schemas.openxmlformats.org/drawingml/2006/main">
+              <a:graphicData uri="http://schemas.openxmlformats.org/drawingml/2006/picture">
+                <pic:pic xmlns:pic="http://schemas.openxmlformats.org/drawingml/2006/picture">
+                  <pic:nvPicPr>
+                    <pic:cNvPr id="1" name=""/>
+                    <pic:cNvPicPr/>
+                  </pic:nvPicPr>
+                  <pic:blipFill>
+                    <a:blip r:embed="rId148"/>
+                    <a:stretch>
+                      <a:fillRect/>
+                    </a:stretch>
+                  </pic:blipFill>
+                  <pic:spPr>
+                    <a:xfrm>
+                      <a:off x="0" y="0"/>
+                      <a:ext cx="1533739" cy="1400370"/>
+                    </a:xfrm>
+                    <a:prstGeom prst="rect">
+                      <a:avLst/>
+                    </a:prstGeom>
+                  </pic:spPr>
+                </pic:pic>
+              </a:graphicData>
+            </a:graphic>
+          </wp:inline>
+        </w:drawing>
+      </w:r>
+      <w:r>
+        <w:drawing>
+          <wp:inline distT="0" distB="0" distL="0" distR="0" wp14:anchorId="7E2ECF80" wp14:editId="5C2EEBBD">
+            <wp:extent cx="5572125" cy="1390650"/>
+            <wp:effectExtent l="0" t="0" r="9525" b="0"/>
+            <wp:docPr id="181" name="Imagem 181"/>
+            <wp:cNvGraphicFramePr>
+              <a:graphicFrameLocks xmlns:a="http://schemas.openxmlformats.org/drawingml/2006/main" noChangeAspect="1"/>
+            </wp:cNvGraphicFramePr>
+            <a:graphic xmlns:a="http://schemas.openxmlformats.org/drawingml/2006/main">
+              <a:graphicData uri="http://schemas.openxmlformats.org/drawingml/2006/picture">
+                <pic:pic xmlns:pic="http://schemas.openxmlformats.org/drawingml/2006/picture">
+                  <pic:nvPicPr>
+                    <pic:cNvPr id="1" name=""/>
+                    <pic:cNvPicPr/>
+                  </pic:nvPicPr>
+                  <pic:blipFill>
+                    <a:blip r:embed="rId149"/>
+                    <a:stretch>
+                      <a:fillRect/>
+                    </a:stretch>
+                  </pic:blipFill>
+                  <pic:spPr>
+                    <a:xfrm>
+                      <a:off x="0" y="0"/>
+                      <a:ext cx="5572125" cy="1390650"/>
+                    </a:xfrm>
+                    <a:prstGeom prst="rect">
+                      <a:avLst/>
+                    </a:prstGeom>
+                  </pic:spPr>
+                </pic:pic>
+              </a:graphicData>
+            </a:graphic>
+          </wp:inline>
+        </w:drawing>
+      </w:r>
+    </w:p>
+    <w:p>
+      <w:r>
+        <w:drawing>
+          <wp:inline distT="0" distB="0" distL="0" distR="0" wp14:anchorId="2B681FBF" wp14:editId="5496B5C8">
+            <wp:extent cx="4906060" cy="314369"/>
+            <wp:effectExtent l="0" t="0" r="0" b="9525"/>
+            <wp:docPr id="180" name="Imagem 180"/>
+            <wp:cNvGraphicFramePr>
+              <a:graphicFrameLocks xmlns:a="http://schemas.openxmlformats.org/drawingml/2006/main" noChangeAspect="1"/>
+            </wp:cNvGraphicFramePr>
+            <a:graphic xmlns:a="http://schemas.openxmlformats.org/drawingml/2006/main">
+              <a:graphicData uri="http://schemas.openxmlformats.org/drawingml/2006/picture">
+                <pic:pic xmlns:pic="http://schemas.openxmlformats.org/drawingml/2006/picture">
+                  <pic:nvPicPr>
+                    <pic:cNvPr id="1" name=""/>
+                    <pic:cNvPicPr/>
+                  </pic:nvPicPr>
+                  <pic:blipFill>
+                    <a:blip r:embed="rId150"/>
+                    <a:stretch>
+                      <a:fillRect/>
+                    </a:stretch>
+                  </pic:blipFill>
+                  <pic:spPr>
+                    <a:xfrm>
+                      <a:off x="0" y="0"/>
+                      <a:ext cx="4906060" cy="314369"/>
+                    </a:xfrm>
+                    <a:prstGeom prst="rect">
+                      <a:avLst/>
+                    </a:prstGeom>
+                  </pic:spPr>
+                </pic:pic>
+              </a:graphicData>
+            </a:graphic>
+          </wp:inline>
+        </w:drawing>
+      </w:r>
+    </w:p>
+    <w:p>
+      <w:r>
+        <w:t xml:space="preserve">89-Diminuimos </w:t>
+      </w:r>
+      <w:r>
+        <w:t>o tamanho da imagem benefícios utilizando o seguinte comando:</w:t>
+      </w:r>
+    </w:p>
+    <w:p>
+      <w:r>
+        <w:drawing>
+          <wp:inline distT="0" distB="0" distL="0" distR="0" wp14:anchorId="1E14E054" wp14:editId="05DE72B1">
+            <wp:extent cx="1333500" cy="647700"/>
+            <wp:effectExtent l="0" t="0" r="0" b="0"/>
+            <wp:docPr id="184" name="Imagem 184"/>
+            <wp:cNvGraphicFramePr>
+              <a:graphicFrameLocks xmlns:a="http://schemas.openxmlformats.org/drawingml/2006/main" noChangeAspect="1"/>
+            </wp:cNvGraphicFramePr>
+            <a:graphic xmlns:a="http://schemas.openxmlformats.org/drawingml/2006/main">
+              <a:graphicData uri="http://schemas.openxmlformats.org/drawingml/2006/picture">
+                <pic:pic xmlns:pic="http://schemas.openxmlformats.org/drawingml/2006/picture">
+                  <pic:nvPicPr>
+                    <pic:cNvPr id="1" name=""/>
+                    <pic:cNvPicPr/>
+                  </pic:nvPicPr>
+                  <pic:blipFill>
+                    <a:blip r:embed="rId151"/>
+                    <a:stretch>
+                      <a:fillRect/>
+                    </a:stretch>
+                  </pic:blipFill>
+                  <pic:spPr>
+                    <a:xfrm>
+                      <a:off x="0" y="0"/>
+                      <a:ext cx="1376857" cy="668759"/>
+                    </a:xfrm>
+                    <a:prstGeom prst="rect">
+                      <a:avLst/>
+                    </a:prstGeom>
+                  </pic:spPr>
+                </pic:pic>
+              </a:graphicData>
+            </a:graphic>
+          </wp:inline>
+        </w:drawing>
+      </w:r>
+    </w:p>
+    <w:p>
+      <w:r>
+        <w:lastRenderedPageBreak/>
+        <w:t xml:space="preserve">90-Inserimos uma imagem na </w:t>
+      </w:r>
+      <w:proofErr w:type="spellStart"/>
+      <w:r>
+        <w:t>section</w:t>
+      </w:r>
+      <w:proofErr w:type="spellEnd"/>
+      <w:r>
+        <w:t xml:space="preserve"> principal logo abaixo do h2 e diminuímos o tamanho dela</w:t>
+      </w:r>
+    </w:p>
+    <w:p>
+      <w:r>
+        <w:drawing>
+          <wp:inline distT="0" distB="0" distL="0" distR="0" wp14:anchorId="6CD5BADC" wp14:editId="5E6E6C60">
+            <wp:extent cx="4820323" cy="171474"/>
+            <wp:effectExtent l="0" t="0" r="0" b="0"/>
+            <wp:docPr id="185" name="Imagem 185"/>
+            <wp:cNvGraphicFramePr>
+              <a:graphicFrameLocks xmlns:a="http://schemas.openxmlformats.org/drawingml/2006/main" noChangeAspect="1"/>
+            </wp:cNvGraphicFramePr>
+            <a:graphic xmlns:a="http://schemas.openxmlformats.org/drawingml/2006/main">
+              <a:graphicData uri="http://schemas.openxmlformats.org/drawingml/2006/picture">
+                <pic:pic xmlns:pic="http://schemas.openxmlformats.org/drawingml/2006/picture">
+                  <pic:nvPicPr>
+                    <pic:cNvPr id="1" name=""/>
+                    <pic:cNvPicPr/>
+                  </pic:nvPicPr>
+                  <pic:blipFill>
+                    <a:blip r:embed="rId152"/>
+                    <a:stretch>
+                      <a:fillRect/>
+                    </a:stretch>
+                  </pic:blipFill>
+                  <pic:spPr>
+                    <a:xfrm>
+                      <a:off x="0" y="0"/>
+                      <a:ext cx="4820323" cy="171474"/>
+                    </a:xfrm>
+                    <a:prstGeom prst="rect">
+                      <a:avLst/>
+                    </a:prstGeom>
+                  </pic:spPr>
+                </pic:pic>
+              </a:graphicData>
+            </a:graphic>
+          </wp:inline>
+        </w:drawing>
+      </w:r>
+    </w:p>
+    <w:p>
+      <w:r>
+        <w:drawing>
+          <wp:inline distT="0" distB="0" distL="0" distR="0" wp14:anchorId="652CE379" wp14:editId="061F8109">
+            <wp:extent cx="1086002" cy="476316"/>
+            <wp:effectExtent l="0" t="0" r="0" b="0"/>
+            <wp:docPr id="186" name="Imagem 186"/>
+            <wp:cNvGraphicFramePr>
+              <a:graphicFrameLocks xmlns:a="http://schemas.openxmlformats.org/drawingml/2006/main" noChangeAspect="1"/>
+            </wp:cNvGraphicFramePr>
+            <a:graphic xmlns:a="http://schemas.openxmlformats.org/drawingml/2006/main">
+              <a:graphicData uri="http://schemas.openxmlformats.org/drawingml/2006/picture">
+                <pic:pic xmlns:pic="http://schemas.openxmlformats.org/drawingml/2006/picture">
+                  <pic:nvPicPr>
+                    <pic:cNvPr id="1" name=""/>
+                    <pic:cNvPicPr/>
+                  </pic:nvPicPr>
+                  <pic:blipFill>
+                    <a:blip r:embed="rId153"/>
+                    <a:stretch>
+                      <a:fillRect/>
+                    </a:stretch>
+                  </pic:blipFill>
+                  <pic:spPr>
+                    <a:xfrm>
+                      <a:off x="0" y="0"/>
+                      <a:ext cx="1086002" cy="476316"/>
+                    </a:xfrm>
+                    <a:prstGeom prst="rect">
+                      <a:avLst/>
+                    </a:prstGeom>
+                  </pic:spPr>
+                </pic:pic>
+              </a:graphicData>
+            </a:graphic>
+          </wp:inline>
+        </w:drawing>
+      </w:r>
       <w:bookmarkStart w:id="0" w:name="_GoBack"/>
       <w:bookmarkEnd w:id="0"/>
+      <w:r>
+        <w:t xml:space="preserve"> </w:t>
+      </w:r>
     </w:p>
     <w:sectPr>
       <w:pgSz w:w="11906" w:h="16838"/>
@@ -12617,7 +13469,7 @@
 </file>
 
 <file path=customXml/itemProps4.xml><?xml version="1.0" encoding="utf-8"?>
-<ds:datastoreItem xmlns:ds="http://schemas.openxmlformats.org/officeDocument/2006/customXml" ds:itemID="{43984865-3143-48FF-946D-9D54B1C73D0C}">
+<ds:datastoreItem xmlns:ds="http://schemas.openxmlformats.org/officeDocument/2006/customXml" ds:itemID="{9259DD64-24AC-4033-8E76-FF24A45EA1E5}">
   <ds:schemaRefs>
     <ds:schemaRef ds:uri="http://schemas.openxmlformats.org/officeDocument/2006/bibliography"/>
   </ds:schemaRefs>
